--- a/klagomål/A 25404-2026 FSC-klagomål.docx
+++ b/klagomål/A 25404-2026 FSC-klagomål.docx
@@ -743,7 +743,7 @@
     <w:r>
       <w:tab/>
       <w:tab/>
-      <w:t>2026-06-06</w:t>
+      <w:t>2026-06-07</w:t>
       <w:br/>
       <w:br/>
     </w:r>

--- a/klagomål/A 25404-2026 FSC-klagomål.docx
+++ b/klagomål/A 25404-2026 FSC-klagomål.docx
@@ -743,7 +743,7 @@
     <w:r>
       <w:tab/>
       <w:tab/>
-      <w:t>2026-06-07</w:t>
+      <w:t>2026-06-08</w:t>
       <w:br/>
       <w:br/>
     </w:r>

--- a/klagomål/A 25404-2026 FSC-klagomål.docx
+++ b/klagomål/A 25404-2026 FSC-klagomål.docx
@@ -743,7 +743,7 @@
     <w:r>
       <w:tab/>
       <w:tab/>
-      <w:t>2026-06-08</w:t>
+      <w:t>2026-06-09</w:t>
       <w:br/>
       <w:br/>
     </w:r>

--- a/klagomål/A 25404-2026 FSC-klagomål.docx
+++ b/klagomål/A 25404-2026 FSC-klagomål.docx
@@ -743,7 +743,7 @@
     <w:r>
       <w:tab/>
       <w:tab/>
-      <w:t>2026-06-09</w:t>
+      <w:t>2026-06-10</w:t>
       <w:br/>
       <w:br/>
     </w:r>

--- a/klagomål/A 25404-2026 FSC-klagomål.docx
+++ b/klagomål/A 25404-2026 FSC-klagomål.docx
@@ -743,7 +743,7 @@
     <w:r>
       <w:tab/>
       <w:tab/>
-      <w:t>2026-06-10</w:t>
+      <w:t>2026-06-11</w:t>
       <w:br/>
       <w:br/>
     </w:r>

--- a/klagomål/A 25404-2026 FSC-klagomål.docx
+++ b/klagomål/A 25404-2026 FSC-klagomål.docx
@@ -743,7 +743,7 @@
     <w:r>
       <w:tab/>
       <w:tab/>
-      <w:t>2026-06-11</w:t>
+      <w:t>2026-06-12</w:t>
       <w:br/>
       <w:br/>
     </w:r>

--- a/klagomål/A 25404-2026 FSC-klagomål.docx
+++ b/klagomål/A 25404-2026 FSC-klagomål.docx
@@ -743,7 +743,7 @@
     <w:r>
       <w:tab/>
       <w:tab/>
-      <w:t>2026-06-12</w:t>
+      <w:t>2026-06-13</w:t>
       <w:br/>
       <w:br/>
     </w:r>

--- a/klagomål/A 25404-2026 FSC-klagomål.docx
+++ b/klagomål/A 25404-2026 FSC-klagomål.docx
@@ -743,7 +743,7 @@
     <w:r>
       <w:tab/>
       <w:tab/>
-      <w:t>2026-06-13</w:t>
+      <w:t>2026-06-14</w:t>
       <w:br/>
       <w:br/>
     </w:r>

--- a/klagomål/A 25404-2026 FSC-klagomål.docx
+++ b/klagomål/A 25404-2026 FSC-klagomål.docx
@@ -743,7 +743,7 @@
     <w:r>
       <w:tab/>
       <w:tab/>
-      <w:t>2026-06-15</w:t>
+      <w:t>2026-06-16</w:t>
       <w:br/>
       <w:br/>
     </w:r>

--- a/klagomål/A 25404-2026 FSC-klagomål.docx
+++ b/klagomål/A 25404-2026 FSC-klagomål.docx
@@ -743,7 +743,7 @@
     <w:r>
       <w:tab/>
       <w:tab/>
-      <w:t>2026-06-16</w:t>
+      <w:t>2026-06-17</w:t>
       <w:br/>
       <w:br/>
     </w:r>

--- a/klagomål/A 25404-2026 FSC-klagomål.docx
+++ b/klagomål/A 25404-2026 FSC-klagomål.docx
@@ -1,6 +1,6 @@
 
 <file path=word/document.xml><?xml version="1.0" encoding="utf-8"?>
-<w:document xmlns:wpc="http://schemas.microsoft.com/office/word/2010/wordprocessingCanvas" xmlns:cx="http://schemas.microsoft.com/office/drawing/2014/chartex" xmlns:cx1="http://schemas.microsoft.com/office/drawing/2015/9/8/chartex" xmlns:cx2="http://schemas.microsoft.com/office/drawing/2015/10/21/chartex" xmlns:cx3="http://schemas.microsoft.com/office/drawing/2016/5/9/chartex" xmlns:cx4="http://schemas.microsoft.com/office/drawing/2016/5/10/chartex" xmlns:cx5="http://schemas.microsoft.com/office/drawing/2016/5/11/chartex" xmlns:cx6="http://schemas.microsoft.com/office/drawing/2016/5/12/chartex" xmlns:cx7="http://schemas.microsoft.com/office/drawing/2016/5/13/chartex" xmlns:cx8="http://schemas.microsoft.com/office/drawing/2016/5/14/chartex" xmlns:mc="http://schemas.openxmlformats.org/markup-compatibility/2006" xmlns:aink="http://schemas.microsoft.com/office/drawing/2016/ink" xmlns:am3d="http://schemas.microsoft.com/office/drawing/2017/model3d" xmlns:o="urn:schemas-microsoft-com:office:office" xmlns:oel="http://schemas.microsoft.com/office/2019/extlst" xmlns:r="http://schemas.openxmlformats.org/officeDocument/2006/relationships" xmlns:m="http://schemas.openxmlformats.org/officeDocument/2006/math" xmlns:v="urn:schemas-microsoft-com:vml" xmlns:wp14="http://schemas.microsoft.com/office/word/2010/wordprocessingDrawing" xmlns:wp="http://schemas.openxmlformats.org/drawingml/2006/wordprocessingDrawing" xmlns:w10="urn:schemas-microsoft-com:office:word" xmlns:w="http://schemas.openxmlformats.org/wordprocessingml/2006/main" xmlns:w14="http://schemas.microsoft.com/office/word/2010/wordml" xmlns:w15="http://schemas.microsoft.com/office/word/2012/wordml" xmlns:w16cex="http://schemas.microsoft.com/office/word/2018/wordml/cex" xmlns:w16cid="http://schemas.microsoft.com/office/word/2016/wordml/cid" xmlns:w16="http://schemas.microsoft.com/office/word/2018/wordml" xmlns:w16sdtdh="http://schemas.microsoft.com/office/word/2020/wordml/sdtdatahash" xmlns:w16se="http://schemas.microsoft.com/office/word/2015/wordml/symex" xmlns:wpg="http://schemas.microsoft.com/office/word/2010/wordprocessingGroup" xmlns:wpi="http://schemas.microsoft.com/office/word/2010/wordprocessingInk" xmlns:wne="http://schemas.microsoft.com/office/word/2006/wordml" xmlns:wps="http://schemas.microsoft.com/office/word/2010/wordprocessingShape" mc:Ignorable="w14 w15 w16se w16cid w16 w16cex w16sdtdh wp14">
+<w:document xmlns:wpc="http://schemas.microsoft.com/office/word/2010/wordprocessingCanvas" xmlns:cx="http://schemas.microsoft.com/office/drawing/2014/chartex" xmlns:cx1="http://schemas.microsoft.com/office/drawing/2015/9/8/chartex" xmlns:cx2="http://schemas.microsoft.com/office/drawing/2015/10/21/chartex" xmlns:cx3="http://schemas.microsoft.com/office/drawing/2016/5/9/chartex" xmlns:cx4="http://schemas.microsoft.com/office/drawing/2016/5/10/chartex" xmlns:cx5="http://schemas.microsoft.com/office/drawing/2016/5/11/chartex" xmlns:cx6="http://schemas.microsoft.com/office/drawing/2016/5/12/chartex" xmlns:cx7="http://schemas.microsoft.com/office/drawing/2016/5/13/chartex" xmlns:cx8="http://schemas.microsoft.com/office/drawing/2016/5/14/chartex" xmlns:mc="http://schemas.openxmlformats.org/markup-compatibility/2006" xmlns:aink="http://schemas.microsoft.com/office/drawing/2016/ink" xmlns:am3d="http://schemas.microsoft.com/office/drawing/2017/model3d" xmlns:o="urn:schemas-microsoft-com:office:office" xmlns:oel="http://schemas.microsoft.com/office/2019/extlst" xmlns:r="http://schemas.openxmlformats.org/officeDocument/2006/relationships" xmlns:m="http://schemas.openxmlformats.org/officeDocument/2006/math" xmlns:v="urn:schemas-microsoft-com:vml" xmlns:wp14="http://schemas.microsoft.com/office/word/2010/wordprocessingDrawing" xmlns:wp="http://schemas.openxmlformats.org/drawingml/2006/wordprocessingDrawing" xmlns:w10="urn:schemas-microsoft-com:office:word" xmlns:w="http://schemas.openxmlformats.org/wordprocessingml/2006/main" xmlns:w14="http://schemas.microsoft.com/office/word/2010/wordml" xmlns:w15="http://schemas.microsoft.com/office/word/2012/wordml" xmlns:w16cex="http://schemas.microsoft.com/office/word/2018/wordml/cex" xmlns:w16cid="http://schemas.microsoft.com/office/word/2016/wordml/cid" xmlns:w16="http://schemas.microsoft.com/office/word/2018/wordml" xmlns:w16du="http://schemas.microsoft.com/office/word/2023/wordml/word16du" xmlns:w16sdtdh="http://schemas.microsoft.com/office/word/2020/wordml/sdtdatahash" xmlns:w16sdtfl="http://schemas.microsoft.com/office/word/2024/wordml/sdtformatlock" xmlns:w16se="http://schemas.microsoft.com/office/word/2015/wordml/symex" xmlns:wpg="http://schemas.microsoft.com/office/word/2010/wordprocessingGroup" xmlns:wpi="http://schemas.microsoft.com/office/word/2010/wordprocessingInk" xmlns:wne="http://schemas.microsoft.com/office/word/2006/wordml" xmlns:wps="http://schemas.microsoft.com/office/word/2010/wordprocessingShape" mc:Ignorable="w14 w15 w16se w16cid w16 w16cex w16sdtdh w16sdtfl w16du wp14">
   <w:body>
     <w:p>
       <w:r>
@@ -168,12 +168,12 @@
     </w:p>
     <w:p>
       <w:r>
-        <w:t>Detta dokument behandlar höga naturvärden i avverkningsanmälan A 25404-2026 i Smedjebackens kommun. Denna avverkningsanmälan inkom 2026-06-01 00:00:00 och omfattar 46,0 ha.</w:t>
+        <w:t>Detta dokument behandlar höga naturvärden i avverkningsanmälan A 25404-2026 i Smedjebackens kommun som inkom 2026-06-01 och omfattar 46,0 ha.</w:t>
       </w:r>
     </w:p>
     <w:p>
       <w:r>
-        <w:t>Nedan presenteras fynd av naturvårdsarter och fridlysta arter som gjorts i det avverkningsanmälda området, samt relevanta utdrag ur standarderna för FSC, Chain of Custody, Controlled Wood och PEFC.</w:t>
+        <w:t>Nedan presenteras fynd av naturvårdsarter och fridlysta arter som gjorts i det avverkningsanmälda området, samt relevanta utdrag ur standarderna för FSC, Chain of Custody, Controlled Wood och PEFC. I BILAGA 1 finns artfakta om fridlysta arter.</w:t>
       </w:r>
     </w:p>
     <w:p>
@@ -191,12 +191,15 @@
     </w:p>
     <w:p>
       <w:r>
-        <w:t>I avverkningsanmälan har följande 3 naturvårdsarter hittats: skogshare (NT), strutbräken (S) och nattskärra (§4). Av dessa är 1 rödlistade. För rödlistade arter har rödlistekategorin angivits inom parentes. Arter som är signalarter enligt Skogsstyrelsen har markerats med (S). För fridlysta arter anges även paragrafen i Artskyddsförordningen som arten är fridlyst enligt.</w:t>
+        <w:t>I avverkningsanmälan har följande 3 naturvårdsarter hittats: pärluggla (EN, T, §4), skogshare (NT) och nattskärra (T, §4). Av dessa är 2 rödlistade. För rödlistade arter har rödlistekategorin angivits inom parentes. Typiska arter inom Natura 2000 som är kopplade till skogsekosystem har markerats med (T). För fridlysta arter anges även paragrafen i Artskyddsförordningen som arten är fridlyst enligt.</w:t>
       </w:r>
     </w:p>
     <w:p>
       <w:r>
-        <w:t>De påträffade naturvårdsarterna är ett tydligt kvitto på att detta rör sig om en skog med höga naturvärden. I Figur 1 visas en karta över det avverkningsanmälda området, där samtliga fyndplatser för naturvårdsarter som finns registrerade på Artportalen har markerats.</w:t>
+        <w:t>De påträffade naturvårdsarterna är ett tydligt kvitto på att det rör sig om en skog med höga naturvärden.</w:t>
+      </w:r>
+      <w:r>
+        <w:t xml:space="preserve"> I Figur 1 visas fyndplatser för naturvårdsarter i området, som finns registrerade på Artportalen.</w:t>
       </w:r>
     </w:p>
     <w:p>
@@ -206,7 +209,7 @@
       <w:r>
         <w:drawing>
           <wp:inline xmlns:a="http://schemas.openxmlformats.org/drawingml/2006/main" xmlns:pic="http://schemas.openxmlformats.org/drawingml/2006/picture">
-            <wp:extent cx="5486400" cy="7961000"/>
+            <wp:extent cx="4028511" cy="5688000"/>
             <wp:docPr id="1" name="Picture 1"/>
             <wp:cNvGraphicFramePr>
               <a:graphicFrameLocks noChangeAspect="1"/>
@@ -227,7 +230,7 @@
                   <pic:spPr>
                     <a:xfrm>
                       <a:off x="0" y="0"/>
-                      <a:ext cx="5486400" cy="7961000"/>
+                      <a:ext cx="4028511" cy="5688000"/>
                     </a:xfrm>
                     <a:prstGeom prst="rect"/>
                   </pic:spPr>
@@ -241,43 +244,15 @@
     <w:p>
       <w:pPr>
         <w:pStyle w:val="Caption"/>
+        <w:spacing w:after="240"/>
       </w:pPr>
       <w:r>
-        <w:t>Figur 1. Fyndplatser för naturvårdsarter i det avverkningsanmälda området (röd linje). Markörer utan svart kant är placerade på fyndplatsen. Markörer med svart kant är placerade vid sidan av fyndplatsen och har ett svart streck som visar fyndplatsens exakta position. Kartans mittpunktskoordinat är N 6670769, E 540153 i SWEREF 99 TM.</w:t>
-      </w:r>
-    </w:p>
-    <w:p>
-      <w:r>
-        <w:rPr>
-          <w:b/>
-        </w:rPr>
-        <w:t xml:space="preserve">Strutbräken </w:t>
-      </w:r>
-      <w:r>
-        <w:t xml:space="preserve">är normalt en mycket bra och tydlig signalart som visar på flera olika fuktiga biotoper med rörligt markvatten som nästan alltid har höga naturvärden. Den växer på skuggiga, fuktiga, näringsrika mullmarker längs bäckdalar, åar, älvar, översilade sluttningar med högörtsgranskog och svämlövskogar med kortvarigt översvämmade sedimentplan. Växtplatserna har ytligt rörligt markvatten och konstant hög luftfuktighet. Arten är känslig för avverkning och dikning.Strutbräken är typisk art för </w:t>
-      </w:r>
-      <w:r>
-        <w:rPr>
-          <w:i/>
-        </w:rPr>
-        <w:t xml:space="preserve">9050 Näringsrik granskog, 9080 Lövsumpskog, 9750 Svämlövskog, 9760 Svämädellövskog </w:t>
-      </w:r>
-      <w:r>
-        <w:t>och</w:t>
-      </w:r>
-      <w:r>
-        <w:rPr>
-          <w:i/>
-        </w:rPr>
-        <w:t xml:space="preserve"> 6430 Högörtängar</w:t>
-      </w:r>
-      <w:r>
-        <w:t xml:space="preserve"> (Nitare &amp; Skogsstyrelsen, 2019; SLU Artdatabanken, 2025).</w:t>
+        <w:t>Figur 1. Fyndplatser för naturvårdsarter i avverkningsanmälan (röd linje). Markörer utan svart kant är placerade på fyndplatsen. Markörer med svart kant är placerade vid sidan av fyndplatsen och har ett svart streck som visar fyndplatsens exakta position. Kartans mittpunktskoordinat är N 6670769, E 540153 i SWEREF 99 TM.</w:t>
       </w:r>
     </w:p>
     <w:p>
       <w:pPr>
-        <w:pStyle w:val="Heading1"/>
+        <w:pStyle w:val="Heading2"/>
       </w:pPr>
       <w:r>
         <w:t>Fridlysta arter</w:t>
@@ -285,7 +260,7 @@
     </w:p>
     <w:p>
       <w:r>
-        <w:t>Följande fridlysta arter har sina livsmiljöer och växtplatser i den avverkningsanmälda skogen: nattskärra (§4).</w:t>
+        <w:t>Följande fridlysta arter har sina livsmiljöer och växtplatser i den avverkningsanmälda skogen: pärluggla (EN, T, §4) och nattskärra (T, §4).</w:t>
       </w:r>
     </w:p>
     <w:p>
@@ -320,6 +295,39 @@
       </w:r>
       <w:r>
         <w:t xml:space="preserve"> (Skogsstyrelsen, 2016; SLU Artdatabanken, 2025).</w:t>
+      </w:r>
+    </w:p>
+    <w:p>
+      <w:r>
+        <w:rPr>
+          <w:b/>
+        </w:rPr>
+        <w:t>Pärluggla (EN, §4)</w:t>
+      </w:r>
+      <w:r>
+        <w:t xml:space="preserve"> är en starkt hotad art som omfattas av bilaga 1 EU:s fågeldirektiv. Beståndet har gradvis minskat sedan början av 1980-talet och efter 2010 tyder data från Svensk Fågeltaxering på att beståndet i det närmaste helt kraschat. Minskningstakten har uppgått till 60 (40–80) % under de senaste 15 åren. Pärlugglan är beroende av äldre, varierad skog med goda jaktmöjligheter och god tillgång på lämpliga trädhål som boplatser. Hemområdet är i storleksordningen 200–500 hektar, men storleken varierar kraftigt beroende på hur mycket föda det finns. Undvik skogsbruksåtgärder som kan skada hänsynskrävande miljöer, som till exempel strand- och sumpskogar med naturskogskaraktär, äldre skog på uddar och öar, raviner, klyftor och blockmarker samt berg- och rasbranter, äldre hällmarksskog, äldre sandtallskogar, naturskogsrester, eller äldre trädbestånd med mycket hänglavar eller död ved. Pärluggla är typisk art för </w:t>
+      </w:r>
+      <w:r>
+        <w:rPr>
+          <w:i/>
+        </w:rPr>
+        <w:t>9010 Västlig taiga</w:t>
+      </w:r>
+      <w:r>
+        <w:t xml:space="preserve"> (SLU Artdatabanken, 2026; Skogsstyrelsen, 2016).</w:t>
+      </w:r>
+    </w:p>
+    <w:p>
+      <w:r>
+        <w:t>I BILAGA 1 finns mer detaljerad information om ekologi samt krav på livsmiljö hos fridlysta arter.</w:t>
+      </w:r>
+    </w:p>
+    <w:p>
+      <w:pPr>
+        <w:pStyle w:val="Heading2"/>
+      </w:pPr>
+      <w:r>
+        <w:t>Övriga naturvårdsarter</w:t>
       </w:r>
     </w:p>
     <w:p>
@@ -428,7 +436,7 @@
         <w:rPr>
           <w:i/>
         </w:rPr>
-        <w:t>I det avverkningsanmälda skogsområdet har 3 naturvårdsarter varav 1 rödlistade arter sina livsmiljöer och växtplatser.</w:t>
+        <w:t>I det avverkningsanmälda skogsområdet har 3 naturvårdsarter varav 2 rödlistade arter sina livsmiljöer och växtplatser.</w:t>
       </w:r>
     </w:p>
     <w:p>
@@ -615,6 +623,84 @@
         <w:t>I den avverkningsanmälda skogen har fridlysta arter sina livsmiljöer och växtplatser. Att skada de fridlysta arternas livsmiljöer, växtplatser eller ekologiska funktion är inte tillåtet enligt artskyddsförordningen</w:t>
       </w:r>
     </w:p>
+    <w:p>
+      <w:r>
+        <w:br w:type="page"/>
+      </w:r>
+    </w:p>
+    <w:p>
+      <w:pPr>
+        <w:pStyle w:val="Title"/>
+      </w:pPr>
+      <w:r>
+        <w:t>BILAGA 1 – Fridlysta arter</w:t>
+      </w:r>
+    </w:p>
+    <w:p>
+      <w:pPr>
+        <w:pStyle w:val="Heading1"/>
+      </w:pPr>
+      <w:r>
+        <w:t>Pärluggla – ekologi samt krav på livsmiljön</w:t>
+      </w:r>
+    </w:p>
+    <w:p>
+      <w:r>
+        <w:t xml:space="preserve">Pärluggla (EN, §4) är en starkt hotad art som är typisk art för </w:t>
+      </w:r>
+      <w:r>
+        <w:rPr>
+          <w:i/>
+        </w:rPr>
+        <w:t>9010 Västlig taiga</w:t>
+      </w:r>
+      <w:r>
+        <w:t xml:space="preserve"> och omfattas av bilaga 1 EU:s fågeldirektiv. Beståndet har gradvis minskat sedan början av 1980-talet och efter 2010 tyder data från Svensk Fågeltaxering på att beståndet i det närmaste helt kraschat. Minskningstakten har uppgått till 60 (40–80) % under de senaste 15 åren och överstiger gränsvärdet för starkt hotad (EN) (SLU Artdatabanken, 2026).</w:t>
+      </w:r>
+    </w:p>
+    <w:p>
+      <w:r>
+        <w:t>Pärlugglan är beroende av äldre, varierad skog med goda jaktmöjligheter och god tillgång på lämpliga trädhål som boplatser. Den förekommer med störst täthet i äldre granskog, med inslag av gamla lövträd och luckor och öppningar i form av mindre hyggen, jordbruksmark och liknande. Den häckar även frekvent i barr- och lövblandskogar av tall, björk och asp, där förutsättningarna att finna boplatser är störst. I sydligaste Sverige häckar den ofta i gamla bokbackar, men den är mycket sällsynt i ren bokskog. Hemområdet är i storleksordningen 200–500 hektar, men storleken varierar kraftigt beroende på hur mycket föda det finns. Under dåliga gnagarår kan pärlugglan jaga upp till 4 km från boet medan den under bra år ofta håller sig inom 1 km (SLU Artdatabanken, 2026).</w:t>
+      </w:r>
+    </w:p>
+    <w:p>
+      <w:r>
+        <w:t>Undvik skogsbruksåtgärder som kan skada hänsynskrävande miljöer, som till exempel strand- och sumpskogar med naturskogskaraktär, äldre skog på uddar och öar, raviner, klyftor och blockmarker samt berg- och rasbranter, äldre hällmarksskog, äldre sandtallskogar, naturskogsrester, eller äldre trädbestånd med mycket hänglavar eller död ved (Skogsstyrelsen, 2016).</w:t>
+      </w:r>
+    </w:p>
+    <w:p>
+      <w:pPr>
+        <w:pStyle w:val="Heading2"/>
+      </w:pPr>
+      <w:r>
+        <w:t>Referenser – pärluggla</w:t>
+      </w:r>
+    </w:p>
+    <w:p>
+      <w:r>
+        <w:t xml:space="preserve">SLU Artdatabanken, 2026. </w:t>
+      </w:r>
+      <w:r>
+        <w:rPr>
+          <w:i/>
+        </w:rPr>
+        <w:t xml:space="preserve">Artfaktablad. Naturvård – artfakta. </w:t>
+      </w:r>
+      <w:r>
+        <w:t>SLU Artdatabanken, Uppsala.</w:t>
+      </w:r>
+    </w:p>
+    <w:p>
+      <w:r>
+        <w:t xml:space="preserve">Skogsstyrelsen, 2016. </w:t>
+      </w:r>
+      <w:r>
+        <w:rPr>
+          <w:i/>
+        </w:rPr>
+        <w:t>Vägledning för hänsyn till pärluggla.</w:t>
+      </w:r>
+    </w:p>
     <w:sectPr>
       <w:headerReference w:type="even" r:id="rId8"/>
       <w:headerReference w:type="default" r:id="rId9"/>
@@ -633,7 +719,7 @@
 </file>
 
 <file path=word/endnotes.xml><?xml version="1.0" encoding="utf-8"?>
-<w:endnotes xmlns:wpc="http://schemas.microsoft.com/office/word/2010/wordprocessingCanvas" xmlns:cx="http://schemas.microsoft.com/office/drawing/2014/chartex" xmlns:cx1="http://schemas.microsoft.com/office/drawing/2015/9/8/chartex" xmlns:cx2="http://schemas.microsoft.com/office/drawing/2015/10/21/chartex" xmlns:cx3="http://schemas.microsoft.com/office/drawing/2016/5/9/chartex" xmlns:cx4="http://schemas.microsoft.com/office/drawing/2016/5/10/chartex" xmlns:cx5="http://schemas.microsoft.com/office/drawing/2016/5/11/chartex" xmlns:cx6="http://schemas.microsoft.com/office/drawing/2016/5/12/chartex" xmlns:cx7="http://schemas.microsoft.com/office/drawing/2016/5/13/chartex" xmlns:cx8="http://schemas.microsoft.com/office/drawing/2016/5/14/chartex" xmlns:mc="http://schemas.openxmlformats.org/markup-compatibility/2006" xmlns:aink="http://schemas.microsoft.com/office/drawing/2016/ink" xmlns:am3d="http://schemas.microsoft.com/office/drawing/2017/model3d" xmlns:o="urn:schemas-microsoft-com:office:office" xmlns:oel="http://schemas.microsoft.com/office/2019/extlst" xmlns:r="http://schemas.openxmlformats.org/officeDocument/2006/relationships" xmlns:m="http://schemas.openxmlformats.org/officeDocument/2006/math" xmlns:v="urn:schemas-microsoft-com:vml" xmlns:wp14="http://schemas.microsoft.com/office/word/2010/wordprocessingDrawing" xmlns:wp="http://schemas.openxmlformats.org/drawingml/2006/wordprocessingDrawing" xmlns:w10="urn:schemas-microsoft-com:office:word" xmlns:w="http://schemas.openxmlformats.org/wordprocessingml/2006/main" xmlns:w14="http://schemas.microsoft.com/office/word/2010/wordml" xmlns:w15="http://schemas.microsoft.com/office/word/2012/wordml" xmlns:w16cex="http://schemas.microsoft.com/office/word/2018/wordml/cex" xmlns:w16cid="http://schemas.microsoft.com/office/word/2016/wordml/cid" xmlns:w16="http://schemas.microsoft.com/office/word/2018/wordml" xmlns:w16sdtdh="http://schemas.microsoft.com/office/word/2020/wordml/sdtdatahash" xmlns:w16se="http://schemas.microsoft.com/office/word/2015/wordml/symex" xmlns:wpg="http://schemas.microsoft.com/office/word/2010/wordprocessingGroup" xmlns:wpi="http://schemas.microsoft.com/office/word/2010/wordprocessingInk" xmlns:wne="http://schemas.microsoft.com/office/word/2006/wordml" xmlns:wps="http://schemas.microsoft.com/office/word/2010/wordprocessingShape" mc:Ignorable="w14 w15 w16se w16cid w16 w16cex w16sdtdh wp14">
+<w:endnotes xmlns:wpc="http://schemas.microsoft.com/office/word/2010/wordprocessingCanvas" xmlns:cx="http://schemas.microsoft.com/office/drawing/2014/chartex" xmlns:cx1="http://schemas.microsoft.com/office/drawing/2015/9/8/chartex" xmlns:cx2="http://schemas.microsoft.com/office/drawing/2015/10/21/chartex" xmlns:cx3="http://schemas.microsoft.com/office/drawing/2016/5/9/chartex" xmlns:cx4="http://schemas.microsoft.com/office/drawing/2016/5/10/chartex" xmlns:cx5="http://schemas.microsoft.com/office/drawing/2016/5/11/chartex" xmlns:cx6="http://schemas.microsoft.com/office/drawing/2016/5/12/chartex" xmlns:cx7="http://schemas.microsoft.com/office/drawing/2016/5/13/chartex" xmlns:cx8="http://schemas.microsoft.com/office/drawing/2016/5/14/chartex" xmlns:mc="http://schemas.openxmlformats.org/markup-compatibility/2006" xmlns:aink="http://schemas.microsoft.com/office/drawing/2016/ink" xmlns:am3d="http://schemas.microsoft.com/office/drawing/2017/model3d" xmlns:o="urn:schemas-microsoft-com:office:office" xmlns:oel="http://schemas.microsoft.com/office/2019/extlst" xmlns:r="http://schemas.openxmlformats.org/officeDocument/2006/relationships" xmlns:m="http://schemas.openxmlformats.org/officeDocument/2006/math" xmlns:v="urn:schemas-microsoft-com:vml" xmlns:wp14="http://schemas.microsoft.com/office/word/2010/wordprocessingDrawing" xmlns:wp="http://schemas.openxmlformats.org/drawingml/2006/wordprocessingDrawing" xmlns:w10="urn:schemas-microsoft-com:office:word" xmlns:w="http://schemas.openxmlformats.org/wordprocessingml/2006/main" xmlns:w14="http://schemas.microsoft.com/office/word/2010/wordml" xmlns:w15="http://schemas.microsoft.com/office/word/2012/wordml" xmlns:w16cex="http://schemas.microsoft.com/office/word/2018/wordml/cex" xmlns:w16cid="http://schemas.microsoft.com/office/word/2016/wordml/cid" xmlns:w16="http://schemas.microsoft.com/office/word/2018/wordml" xmlns:w16du="http://schemas.microsoft.com/office/word/2023/wordml/word16du" xmlns:w16sdtdh="http://schemas.microsoft.com/office/word/2020/wordml/sdtdatahash" xmlns:w16sdtfl="http://schemas.microsoft.com/office/word/2024/wordml/sdtformatlock" xmlns:w16se="http://schemas.microsoft.com/office/word/2015/wordml/symex" xmlns:wpg="http://schemas.microsoft.com/office/word/2010/wordprocessingGroup" xmlns:wpi="http://schemas.microsoft.com/office/word/2010/wordprocessingInk" xmlns:wne="http://schemas.microsoft.com/office/word/2006/wordml" xmlns:wps="http://schemas.microsoft.com/office/word/2010/wordprocessingShape" mc:Ignorable="w14 w15 w16se w16cid w16 w16cex w16sdtdh w16sdtfl w16du wp14">
   <w:endnote w:type="separator" w:id="-1">
     <w:p>
       <w:pPr>
@@ -658,7 +744,7 @@
 </file>
 
 <file path=word/footer1.xml><?xml version="1.0" encoding="utf-8"?>
-<w:ftr xmlns:wpc="http://schemas.microsoft.com/office/word/2010/wordprocessingCanvas" xmlns:cx="http://schemas.microsoft.com/office/drawing/2014/chartex" xmlns:cx1="http://schemas.microsoft.com/office/drawing/2015/9/8/chartex" xmlns:cx2="http://schemas.microsoft.com/office/drawing/2015/10/21/chartex" xmlns:cx3="http://schemas.microsoft.com/office/drawing/2016/5/9/chartex" xmlns:cx4="http://schemas.microsoft.com/office/drawing/2016/5/10/chartex" xmlns:cx5="http://schemas.microsoft.com/office/drawing/2016/5/11/chartex" xmlns:cx6="http://schemas.microsoft.com/office/drawing/2016/5/12/chartex" xmlns:cx7="http://schemas.microsoft.com/office/drawing/2016/5/13/chartex" xmlns:cx8="http://schemas.microsoft.com/office/drawing/2016/5/14/chartex" xmlns:mc="http://schemas.openxmlformats.org/markup-compatibility/2006" xmlns:aink="http://schemas.microsoft.com/office/drawing/2016/ink" xmlns:am3d="http://schemas.microsoft.com/office/drawing/2017/model3d" xmlns:o="urn:schemas-microsoft-com:office:office" xmlns:oel="http://schemas.microsoft.com/office/2019/extlst" xmlns:r="http://schemas.openxmlformats.org/officeDocument/2006/relationships" xmlns:m="http://schemas.openxmlformats.org/officeDocument/2006/math" xmlns:v="urn:schemas-microsoft-com:vml" xmlns:wp14="http://schemas.microsoft.com/office/word/2010/wordprocessingDrawing" xmlns:wp="http://schemas.openxmlformats.org/drawingml/2006/wordprocessingDrawing" xmlns:w10="urn:schemas-microsoft-com:office:word" xmlns:w="http://schemas.openxmlformats.org/wordprocessingml/2006/main" xmlns:w14="http://schemas.microsoft.com/office/word/2010/wordml" xmlns:w15="http://schemas.microsoft.com/office/word/2012/wordml" xmlns:w16cex="http://schemas.microsoft.com/office/word/2018/wordml/cex" xmlns:w16cid="http://schemas.microsoft.com/office/word/2016/wordml/cid" xmlns:w16="http://schemas.microsoft.com/office/word/2018/wordml" xmlns:w16sdtdh="http://schemas.microsoft.com/office/word/2020/wordml/sdtdatahash" xmlns:w16se="http://schemas.microsoft.com/office/word/2015/wordml/symex" xmlns:wpg="http://schemas.microsoft.com/office/word/2010/wordprocessingGroup" xmlns:wpi="http://schemas.microsoft.com/office/word/2010/wordprocessingInk" xmlns:wne="http://schemas.microsoft.com/office/word/2006/wordml" xmlns:wps="http://schemas.microsoft.com/office/word/2010/wordprocessingShape" mc:Ignorable="w14 w15 w16se w16cid w16 w16cex w16sdtdh wp14">
+<w:ftr xmlns:wpc="http://schemas.microsoft.com/office/word/2010/wordprocessingCanvas" xmlns:cx="http://schemas.microsoft.com/office/drawing/2014/chartex" xmlns:cx1="http://schemas.microsoft.com/office/drawing/2015/9/8/chartex" xmlns:cx2="http://schemas.microsoft.com/office/drawing/2015/10/21/chartex" xmlns:cx3="http://schemas.microsoft.com/office/drawing/2016/5/9/chartex" xmlns:cx4="http://schemas.microsoft.com/office/drawing/2016/5/10/chartex" xmlns:cx5="http://schemas.microsoft.com/office/drawing/2016/5/11/chartex" xmlns:cx6="http://schemas.microsoft.com/office/drawing/2016/5/12/chartex" xmlns:cx7="http://schemas.microsoft.com/office/drawing/2016/5/13/chartex" xmlns:cx8="http://schemas.microsoft.com/office/drawing/2016/5/14/chartex" xmlns:mc="http://schemas.openxmlformats.org/markup-compatibility/2006" xmlns:aink="http://schemas.microsoft.com/office/drawing/2016/ink" xmlns:am3d="http://schemas.microsoft.com/office/drawing/2017/model3d" xmlns:o="urn:schemas-microsoft-com:office:office" xmlns:oel="http://schemas.microsoft.com/office/2019/extlst" xmlns:r="http://schemas.openxmlformats.org/officeDocument/2006/relationships" xmlns:m="http://schemas.openxmlformats.org/officeDocument/2006/math" xmlns:v="urn:schemas-microsoft-com:vml" xmlns:wp14="http://schemas.microsoft.com/office/word/2010/wordprocessingDrawing" xmlns:wp="http://schemas.openxmlformats.org/drawingml/2006/wordprocessingDrawing" xmlns:w10="urn:schemas-microsoft-com:office:word" xmlns:w="http://schemas.openxmlformats.org/wordprocessingml/2006/main" xmlns:w14="http://schemas.microsoft.com/office/word/2010/wordml" xmlns:w15="http://schemas.microsoft.com/office/word/2012/wordml" xmlns:w16cex="http://schemas.microsoft.com/office/word/2018/wordml/cex" xmlns:w16cid="http://schemas.microsoft.com/office/word/2016/wordml/cid" xmlns:w16="http://schemas.microsoft.com/office/word/2018/wordml" xmlns:w16du="http://schemas.microsoft.com/office/word/2023/wordml/word16du" xmlns:w16sdtdh="http://schemas.microsoft.com/office/word/2020/wordml/sdtdatahash" xmlns:w16sdtfl="http://schemas.microsoft.com/office/word/2024/wordml/sdtformatlock" xmlns:w16se="http://schemas.microsoft.com/office/word/2015/wordml/symex" xmlns:wpg="http://schemas.microsoft.com/office/word/2010/wordprocessingGroup" xmlns:wpi="http://schemas.microsoft.com/office/word/2010/wordprocessingInk" xmlns:wne="http://schemas.microsoft.com/office/word/2006/wordml" xmlns:wps="http://schemas.microsoft.com/office/word/2010/wordprocessingShape" mc:Ignorable="w14 w15 w16se w16cid w16 w16cex w16sdtdh w16sdtfl w16du wp14">
   <w:p>
     <w:pPr>
       <w:pStyle w:val="Footer"/>
@@ -668,7 +754,7 @@
 </file>
 
 <file path=word/footer2.xml><?xml version="1.0" encoding="utf-8"?>
-<w:ftr xmlns:wpc="http://schemas.microsoft.com/office/word/2010/wordprocessingCanvas" xmlns:cx="http://schemas.microsoft.com/office/drawing/2014/chartex" xmlns:cx1="http://schemas.microsoft.com/office/drawing/2015/9/8/chartex" xmlns:cx2="http://schemas.microsoft.com/office/drawing/2015/10/21/chartex" xmlns:cx3="http://schemas.microsoft.com/office/drawing/2016/5/9/chartex" xmlns:cx4="http://schemas.microsoft.com/office/drawing/2016/5/10/chartex" xmlns:cx5="http://schemas.microsoft.com/office/drawing/2016/5/11/chartex" xmlns:cx6="http://schemas.microsoft.com/office/drawing/2016/5/12/chartex" xmlns:cx7="http://schemas.microsoft.com/office/drawing/2016/5/13/chartex" xmlns:cx8="http://schemas.microsoft.com/office/drawing/2016/5/14/chartex" xmlns:mc="http://schemas.openxmlformats.org/markup-compatibility/2006" xmlns:aink="http://schemas.microsoft.com/office/drawing/2016/ink" xmlns:am3d="http://schemas.microsoft.com/office/drawing/2017/model3d" xmlns:o="urn:schemas-microsoft-com:office:office" xmlns:oel="http://schemas.microsoft.com/office/2019/extlst" xmlns:r="http://schemas.openxmlformats.org/officeDocument/2006/relationships" xmlns:m="http://schemas.openxmlformats.org/officeDocument/2006/math" xmlns:v="urn:schemas-microsoft-com:vml" xmlns:wp14="http://schemas.microsoft.com/office/word/2010/wordprocessingDrawing" xmlns:wp="http://schemas.openxmlformats.org/drawingml/2006/wordprocessingDrawing" xmlns:w10="urn:schemas-microsoft-com:office:word" xmlns:w="http://schemas.openxmlformats.org/wordprocessingml/2006/main" xmlns:w14="http://schemas.microsoft.com/office/word/2010/wordml" xmlns:w15="http://schemas.microsoft.com/office/word/2012/wordml" xmlns:w16cex="http://schemas.microsoft.com/office/word/2018/wordml/cex" xmlns:w16cid="http://schemas.microsoft.com/office/word/2016/wordml/cid" xmlns:w16="http://schemas.microsoft.com/office/word/2018/wordml" xmlns:w16sdtdh="http://schemas.microsoft.com/office/word/2020/wordml/sdtdatahash" xmlns:w16se="http://schemas.microsoft.com/office/word/2015/wordml/symex" xmlns:wpg="http://schemas.microsoft.com/office/word/2010/wordprocessingGroup" xmlns:wpi="http://schemas.microsoft.com/office/word/2010/wordprocessingInk" xmlns:wne="http://schemas.microsoft.com/office/word/2006/wordml" xmlns:wps="http://schemas.microsoft.com/office/word/2010/wordprocessingShape" mc:Ignorable="w14 w15 w16se w16cid w16 w16cex w16sdtdh wp14">
+<w:ftr xmlns:wpc="http://schemas.microsoft.com/office/word/2010/wordprocessingCanvas" xmlns:cx="http://schemas.microsoft.com/office/drawing/2014/chartex" xmlns:cx1="http://schemas.microsoft.com/office/drawing/2015/9/8/chartex" xmlns:cx2="http://schemas.microsoft.com/office/drawing/2015/10/21/chartex" xmlns:cx3="http://schemas.microsoft.com/office/drawing/2016/5/9/chartex" xmlns:cx4="http://schemas.microsoft.com/office/drawing/2016/5/10/chartex" xmlns:cx5="http://schemas.microsoft.com/office/drawing/2016/5/11/chartex" xmlns:cx6="http://schemas.microsoft.com/office/drawing/2016/5/12/chartex" xmlns:cx7="http://schemas.microsoft.com/office/drawing/2016/5/13/chartex" xmlns:cx8="http://schemas.microsoft.com/office/drawing/2016/5/14/chartex" xmlns:mc="http://schemas.openxmlformats.org/markup-compatibility/2006" xmlns:aink="http://schemas.microsoft.com/office/drawing/2016/ink" xmlns:am3d="http://schemas.microsoft.com/office/drawing/2017/model3d" xmlns:o="urn:schemas-microsoft-com:office:office" xmlns:oel="http://schemas.microsoft.com/office/2019/extlst" xmlns:r="http://schemas.openxmlformats.org/officeDocument/2006/relationships" xmlns:m="http://schemas.openxmlformats.org/officeDocument/2006/math" xmlns:v="urn:schemas-microsoft-com:vml" xmlns:wp14="http://schemas.microsoft.com/office/word/2010/wordprocessingDrawing" xmlns:wp="http://schemas.openxmlformats.org/drawingml/2006/wordprocessingDrawing" xmlns:w10="urn:schemas-microsoft-com:office:word" xmlns:w="http://schemas.openxmlformats.org/wordprocessingml/2006/main" xmlns:w14="http://schemas.microsoft.com/office/word/2010/wordml" xmlns:w15="http://schemas.microsoft.com/office/word/2012/wordml" xmlns:w16cex="http://schemas.microsoft.com/office/word/2018/wordml/cex" xmlns:w16cid="http://schemas.microsoft.com/office/word/2016/wordml/cid" xmlns:w16="http://schemas.microsoft.com/office/word/2018/wordml" xmlns:w16du="http://schemas.microsoft.com/office/word/2023/wordml/word16du" xmlns:w16sdtdh="http://schemas.microsoft.com/office/word/2020/wordml/sdtdatahash" xmlns:w16sdtfl="http://schemas.microsoft.com/office/word/2024/wordml/sdtformatlock" xmlns:w16se="http://schemas.microsoft.com/office/word/2015/wordml/symex" xmlns:wpg="http://schemas.microsoft.com/office/word/2010/wordprocessingGroup" xmlns:wpi="http://schemas.microsoft.com/office/word/2010/wordprocessingInk" xmlns:wne="http://schemas.microsoft.com/office/word/2006/wordml" xmlns:wps="http://schemas.microsoft.com/office/word/2010/wordprocessingShape" mc:Ignorable="w14 w15 w16se w16cid w16 w16cex w16sdtdh w16sdtfl w16du wp14">
   <w:p>
     <w:pPr>
       <w:pStyle w:val="Footer"/>
@@ -678,7 +764,7 @@
 </file>
 
 <file path=word/footer3.xml><?xml version="1.0" encoding="utf-8"?>
-<w:ftr xmlns:wpc="http://schemas.microsoft.com/office/word/2010/wordprocessingCanvas" xmlns:cx="http://schemas.microsoft.com/office/drawing/2014/chartex" xmlns:cx1="http://schemas.microsoft.com/office/drawing/2015/9/8/chartex" xmlns:cx2="http://schemas.microsoft.com/office/drawing/2015/10/21/chartex" xmlns:cx3="http://schemas.microsoft.com/office/drawing/2016/5/9/chartex" xmlns:cx4="http://schemas.microsoft.com/office/drawing/2016/5/10/chartex" xmlns:cx5="http://schemas.microsoft.com/office/drawing/2016/5/11/chartex" xmlns:cx6="http://schemas.microsoft.com/office/drawing/2016/5/12/chartex" xmlns:cx7="http://schemas.microsoft.com/office/drawing/2016/5/13/chartex" xmlns:cx8="http://schemas.microsoft.com/office/drawing/2016/5/14/chartex" xmlns:mc="http://schemas.openxmlformats.org/markup-compatibility/2006" xmlns:aink="http://schemas.microsoft.com/office/drawing/2016/ink" xmlns:am3d="http://schemas.microsoft.com/office/drawing/2017/model3d" xmlns:o="urn:schemas-microsoft-com:office:office" xmlns:oel="http://schemas.microsoft.com/office/2019/extlst" xmlns:r="http://schemas.openxmlformats.org/officeDocument/2006/relationships" xmlns:m="http://schemas.openxmlformats.org/officeDocument/2006/math" xmlns:v="urn:schemas-microsoft-com:vml" xmlns:wp14="http://schemas.microsoft.com/office/word/2010/wordprocessingDrawing" xmlns:wp="http://schemas.openxmlformats.org/drawingml/2006/wordprocessingDrawing" xmlns:w10="urn:schemas-microsoft-com:office:word" xmlns:w="http://schemas.openxmlformats.org/wordprocessingml/2006/main" xmlns:w14="http://schemas.microsoft.com/office/word/2010/wordml" xmlns:w15="http://schemas.microsoft.com/office/word/2012/wordml" xmlns:w16cex="http://schemas.microsoft.com/office/word/2018/wordml/cex" xmlns:w16cid="http://schemas.microsoft.com/office/word/2016/wordml/cid" xmlns:w16="http://schemas.microsoft.com/office/word/2018/wordml" xmlns:w16sdtdh="http://schemas.microsoft.com/office/word/2020/wordml/sdtdatahash" xmlns:w16se="http://schemas.microsoft.com/office/word/2015/wordml/symex" xmlns:wpg="http://schemas.microsoft.com/office/word/2010/wordprocessingGroup" xmlns:wpi="http://schemas.microsoft.com/office/word/2010/wordprocessingInk" xmlns:wne="http://schemas.microsoft.com/office/word/2006/wordml" xmlns:wps="http://schemas.microsoft.com/office/word/2010/wordprocessingShape" mc:Ignorable="w14 w15 w16se w16cid w16 w16cex w16sdtdh wp14">
+<w:ftr xmlns:wpc="http://schemas.microsoft.com/office/word/2010/wordprocessingCanvas" xmlns:cx="http://schemas.microsoft.com/office/drawing/2014/chartex" xmlns:cx1="http://schemas.microsoft.com/office/drawing/2015/9/8/chartex" xmlns:cx2="http://schemas.microsoft.com/office/drawing/2015/10/21/chartex" xmlns:cx3="http://schemas.microsoft.com/office/drawing/2016/5/9/chartex" xmlns:cx4="http://schemas.microsoft.com/office/drawing/2016/5/10/chartex" xmlns:cx5="http://schemas.microsoft.com/office/drawing/2016/5/11/chartex" xmlns:cx6="http://schemas.microsoft.com/office/drawing/2016/5/12/chartex" xmlns:cx7="http://schemas.microsoft.com/office/drawing/2016/5/13/chartex" xmlns:cx8="http://schemas.microsoft.com/office/drawing/2016/5/14/chartex" xmlns:mc="http://schemas.openxmlformats.org/markup-compatibility/2006" xmlns:aink="http://schemas.microsoft.com/office/drawing/2016/ink" xmlns:am3d="http://schemas.microsoft.com/office/drawing/2017/model3d" xmlns:o="urn:schemas-microsoft-com:office:office" xmlns:oel="http://schemas.microsoft.com/office/2019/extlst" xmlns:r="http://schemas.openxmlformats.org/officeDocument/2006/relationships" xmlns:m="http://schemas.openxmlformats.org/officeDocument/2006/math" xmlns:v="urn:schemas-microsoft-com:vml" xmlns:wp14="http://schemas.microsoft.com/office/word/2010/wordprocessingDrawing" xmlns:wp="http://schemas.openxmlformats.org/drawingml/2006/wordprocessingDrawing" xmlns:w10="urn:schemas-microsoft-com:office:word" xmlns:w="http://schemas.openxmlformats.org/wordprocessingml/2006/main" xmlns:w14="http://schemas.microsoft.com/office/word/2010/wordml" xmlns:w15="http://schemas.microsoft.com/office/word/2012/wordml" xmlns:w16cex="http://schemas.microsoft.com/office/word/2018/wordml/cex" xmlns:w16cid="http://schemas.microsoft.com/office/word/2016/wordml/cid" xmlns:w16="http://schemas.microsoft.com/office/word/2018/wordml" xmlns:w16du="http://schemas.microsoft.com/office/word/2023/wordml/word16du" xmlns:w16sdtdh="http://schemas.microsoft.com/office/word/2020/wordml/sdtdatahash" xmlns:w16sdtfl="http://schemas.microsoft.com/office/word/2024/wordml/sdtformatlock" xmlns:w16se="http://schemas.microsoft.com/office/word/2015/wordml/symex" xmlns:wpg="http://schemas.microsoft.com/office/word/2010/wordprocessingGroup" xmlns:wpi="http://schemas.microsoft.com/office/word/2010/wordprocessingInk" xmlns:wne="http://schemas.microsoft.com/office/word/2006/wordml" xmlns:wps="http://schemas.microsoft.com/office/word/2010/wordprocessingShape" mc:Ignorable="w14 w15 w16se w16cid w16 w16cex w16sdtdh w16sdtfl w16du wp14">
   <w:p>
     <w:pPr>
       <w:pStyle w:val="Footer"/>
@@ -688,7 +774,7 @@
 </file>
 
 <file path=word/footnotes.xml><?xml version="1.0" encoding="utf-8"?>
-<w:footnotes xmlns:wpc="http://schemas.microsoft.com/office/word/2010/wordprocessingCanvas" xmlns:cx="http://schemas.microsoft.com/office/drawing/2014/chartex" xmlns:cx1="http://schemas.microsoft.com/office/drawing/2015/9/8/chartex" xmlns:cx2="http://schemas.microsoft.com/office/drawing/2015/10/21/chartex" xmlns:cx3="http://schemas.microsoft.com/office/drawing/2016/5/9/chartex" xmlns:cx4="http://schemas.microsoft.com/office/drawing/2016/5/10/chartex" xmlns:cx5="http://schemas.microsoft.com/office/drawing/2016/5/11/chartex" xmlns:cx6="http://schemas.microsoft.com/office/drawing/2016/5/12/chartex" xmlns:cx7="http://schemas.microsoft.com/office/drawing/2016/5/13/chartex" xmlns:cx8="http://schemas.microsoft.com/office/drawing/2016/5/14/chartex" xmlns:mc="http://schemas.openxmlformats.org/markup-compatibility/2006" xmlns:aink="http://schemas.microsoft.com/office/drawing/2016/ink" xmlns:am3d="http://schemas.microsoft.com/office/drawing/2017/model3d" xmlns:o="urn:schemas-microsoft-com:office:office" xmlns:oel="http://schemas.microsoft.com/office/2019/extlst" xmlns:r="http://schemas.openxmlformats.org/officeDocument/2006/relationships" xmlns:m="http://schemas.openxmlformats.org/officeDocument/2006/math" xmlns:v="urn:schemas-microsoft-com:vml" xmlns:wp14="http://schemas.microsoft.com/office/word/2010/wordprocessingDrawing" xmlns:wp="http://schemas.openxmlformats.org/drawingml/2006/wordprocessingDrawing" xmlns:w10="urn:schemas-microsoft-com:office:word" xmlns:w="http://schemas.openxmlformats.org/wordprocessingml/2006/main" xmlns:w14="http://schemas.microsoft.com/office/word/2010/wordml" xmlns:w15="http://schemas.microsoft.com/office/word/2012/wordml" xmlns:w16cex="http://schemas.microsoft.com/office/word/2018/wordml/cex" xmlns:w16cid="http://schemas.microsoft.com/office/word/2016/wordml/cid" xmlns:w16="http://schemas.microsoft.com/office/word/2018/wordml" xmlns:w16sdtdh="http://schemas.microsoft.com/office/word/2020/wordml/sdtdatahash" xmlns:w16se="http://schemas.microsoft.com/office/word/2015/wordml/symex" xmlns:wpg="http://schemas.microsoft.com/office/word/2010/wordprocessingGroup" xmlns:wpi="http://schemas.microsoft.com/office/word/2010/wordprocessingInk" xmlns:wne="http://schemas.microsoft.com/office/word/2006/wordml" xmlns:wps="http://schemas.microsoft.com/office/word/2010/wordprocessingShape" mc:Ignorable="w14 w15 w16se w16cid w16 w16cex w16sdtdh wp14">
+<w:footnotes xmlns:wpc="http://schemas.microsoft.com/office/word/2010/wordprocessingCanvas" xmlns:cx="http://schemas.microsoft.com/office/drawing/2014/chartex" xmlns:cx1="http://schemas.microsoft.com/office/drawing/2015/9/8/chartex" xmlns:cx2="http://schemas.microsoft.com/office/drawing/2015/10/21/chartex" xmlns:cx3="http://schemas.microsoft.com/office/drawing/2016/5/9/chartex" xmlns:cx4="http://schemas.microsoft.com/office/drawing/2016/5/10/chartex" xmlns:cx5="http://schemas.microsoft.com/office/drawing/2016/5/11/chartex" xmlns:cx6="http://schemas.microsoft.com/office/drawing/2016/5/12/chartex" xmlns:cx7="http://schemas.microsoft.com/office/drawing/2016/5/13/chartex" xmlns:cx8="http://schemas.microsoft.com/office/drawing/2016/5/14/chartex" xmlns:mc="http://schemas.openxmlformats.org/markup-compatibility/2006" xmlns:aink="http://schemas.microsoft.com/office/drawing/2016/ink" xmlns:am3d="http://schemas.microsoft.com/office/drawing/2017/model3d" xmlns:o="urn:schemas-microsoft-com:office:office" xmlns:oel="http://schemas.microsoft.com/office/2019/extlst" xmlns:r="http://schemas.openxmlformats.org/officeDocument/2006/relationships" xmlns:m="http://schemas.openxmlformats.org/officeDocument/2006/math" xmlns:v="urn:schemas-microsoft-com:vml" xmlns:wp14="http://schemas.microsoft.com/office/word/2010/wordprocessingDrawing" xmlns:wp="http://schemas.openxmlformats.org/drawingml/2006/wordprocessingDrawing" xmlns:w10="urn:schemas-microsoft-com:office:word" xmlns:w="http://schemas.openxmlformats.org/wordprocessingml/2006/main" xmlns:w14="http://schemas.microsoft.com/office/word/2010/wordml" xmlns:w15="http://schemas.microsoft.com/office/word/2012/wordml" xmlns:w16cex="http://schemas.microsoft.com/office/word/2018/wordml/cex" xmlns:w16cid="http://schemas.microsoft.com/office/word/2016/wordml/cid" xmlns:w16="http://schemas.microsoft.com/office/word/2018/wordml" xmlns:w16du="http://schemas.microsoft.com/office/word/2023/wordml/word16du" xmlns:w16sdtdh="http://schemas.microsoft.com/office/word/2020/wordml/sdtdatahash" xmlns:w16sdtfl="http://schemas.microsoft.com/office/word/2024/wordml/sdtformatlock" xmlns:w16se="http://schemas.microsoft.com/office/word/2015/wordml/symex" xmlns:wpg="http://schemas.microsoft.com/office/word/2010/wordprocessingGroup" xmlns:wpi="http://schemas.microsoft.com/office/word/2010/wordprocessingInk" xmlns:wne="http://schemas.microsoft.com/office/word/2006/wordml" xmlns:wps="http://schemas.microsoft.com/office/word/2010/wordprocessingShape" mc:Ignorable="w14 w15 w16se w16cid w16 w16cex w16sdtdh w16sdtfl w16du wp14">
   <w:footnote w:type="separator" w:id="-1">
     <w:p>
       <w:pPr>
@@ -713,7 +799,7 @@
 </file>
 
 <file path=word/header1.xml><?xml version="1.0" encoding="utf-8"?>
-<w:hdr xmlns:wpc="http://schemas.microsoft.com/office/word/2010/wordprocessingCanvas" xmlns:cx="http://schemas.microsoft.com/office/drawing/2014/chartex" xmlns:cx1="http://schemas.microsoft.com/office/drawing/2015/9/8/chartex" xmlns:cx2="http://schemas.microsoft.com/office/drawing/2015/10/21/chartex" xmlns:cx3="http://schemas.microsoft.com/office/drawing/2016/5/9/chartex" xmlns:cx4="http://schemas.microsoft.com/office/drawing/2016/5/10/chartex" xmlns:cx5="http://schemas.microsoft.com/office/drawing/2016/5/11/chartex" xmlns:cx6="http://schemas.microsoft.com/office/drawing/2016/5/12/chartex" xmlns:cx7="http://schemas.microsoft.com/office/drawing/2016/5/13/chartex" xmlns:cx8="http://schemas.microsoft.com/office/drawing/2016/5/14/chartex" xmlns:mc="http://schemas.openxmlformats.org/markup-compatibility/2006" xmlns:aink="http://schemas.microsoft.com/office/drawing/2016/ink" xmlns:am3d="http://schemas.microsoft.com/office/drawing/2017/model3d" xmlns:o="urn:schemas-microsoft-com:office:office" xmlns:oel="http://schemas.microsoft.com/office/2019/extlst" xmlns:r="http://schemas.openxmlformats.org/officeDocument/2006/relationships" xmlns:m="http://schemas.openxmlformats.org/officeDocument/2006/math" xmlns:v="urn:schemas-microsoft-com:vml" xmlns:wp14="http://schemas.microsoft.com/office/word/2010/wordprocessingDrawing" xmlns:wp="http://schemas.openxmlformats.org/drawingml/2006/wordprocessingDrawing" xmlns:w10="urn:schemas-microsoft-com:office:word" xmlns:w="http://schemas.openxmlformats.org/wordprocessingml/2006/main" xmlns:w14="http://schemas.microsoft.com/office/word/2010/wordml" xmlns:w15="http://schemas.microsoft.com/office/word/2012/wordml" xmlns:w16cex="http://schemas.microsoft.com/office/word/2018/wordml/cex" xmlns:w16cid="http://schemas.microsoft.com/office/word/2016/wordml/cid" xmlns:w16="http://schemas.microsoft.com/office/word/2018/wordml" xmlns:w16sdtdh="http://schemas.microsoft.com/office/word/2020/wordml/sdtdatahash" xmlns:w16se="http://schemas.microsoft.com/office/word/2015/wordml/symex" xmlns:wpg="http://schemas.microsoft.com/office/word/2010/wordprocessingGroup" xmlns:wpi="http://schemas.microsoft.com/office/word/2010/wordprocessingInk" xmlns:wne="http://schemas.microsoft.com/office/word/2006/wordml" xmlns:wps="http://schemas.microsoft.com/office/word/2010/wordprocessingShape" mc:Ignorable="w14 w15 w16se w16cid w16 w16cex w16sdtdh wp14">
+<w:hdr xmlns:wpc="http://schemas.microsoft.com/office/word/2010/wordprocessingCanvas" xmlns:cx="http://schemas.microsoft.com/office/drawing/2014/chartex" xmlns:cx1="http://schemas.microsoft.com/office/drawing/2015/9/8/chartex" xmlns:cx2="http://schemas.microsoft.com/office/drawing/2015/10/21/chartex" xmlns:cx3="http://schemas.microsoft.com/office/drawing/2016/5/9/chartex" xmlns:cx4="http://schemas.microsoft.com/office/drawing/2016/5/10/chartex" xmlns:cx5="http://schemas.microsoft.com/office/drawing/2016/5/11/chartex" xmlns:cx6="http://schemas.microsoft.com/office/drawing/2016/5/12/chartex" xmlns:cx7="http://schemas.microsoft.com/office/drawing/2016/5/13/chartex" xmlns:cx8="http://schemas.microsoft.com/office/drawing/2016/5/14/chartex" xmlns:mc="http://schemas.openxmlformats.org/markup-compatibility/2006" xmlns:aink="http://schemas.microsoft.com/office/drawing/2016/ink" xmlns:am3d="http://schemas.microsoft.com/office/drawing/2017/model3d" xmlns:o="urn:schemas-microsoft-com:office:office" xmlns:oel="http://schemas.microsoft.com/office/2019/extlst" xmlns:r="http://schemas.openxmlformats.org/officeDocument/2006/relationships" xmlns:m="http://schemas.openxmlformats.org/officeDocument/2006/math" xmlns:v="urn:schemas-microsoft-com:vml" xmlns:wp14="http://schemas.microsoft.com/office/word/2010/wordprocessingDrawing" xmlns:wp="http://schemas.openxmlformats.org/drawingml/2006/wordprocessingDrawing" xmlns:w10="urn:schemas-microsoft-com:office:word" xmlns:w="http://schemas.openxmlformats.org/wordprocessingml/2006/main" xmlns:w14="http://schemas.microsoft.com/office/word/2010/wordml" xmlns:w15="http://schemas.microsoft.com/office/word/2012/wordml" xmlns:w16cex="http://schemas.microsoft.com/office/word/2018/wordml/cex" xmlns:w16cid="http://schemas.microsoft.com/office/word/2016/wordml/cid" xmlns:w16="http://schemas.microsoft.com/office/word/2018/wordml" xmlns:w16du="http://schemas.microsoft.com/office/word/2023/wordml/word16du" xmlns:w16sdtdh="http://schemas.microsoft.com/office/word/2020/wordml/sdtdatahash" xmlns:w16sdtfl="http://schemas.microsoft.com/office/word/2024/wordml/sdtformatlock" xmlns:w16se="http://schemas.microsoft.com/office/word/2015/wordml/symex" xmlns:wpg="http://schemas.microsoft.com/office/word/2010/wordprocessingGroup" xmlns:wpi="http://schemas.microsoft.com/office/word/2010/wordprocessingInk" xmlns:wne="http://schemas.microsoft.com/office/word/2006/wordml" xmlns:wps="http://schemas.microsoft.com/office/word/2010/wordprocessingShape" mc:Ignorable="w14 w15 w16se w16cid w16 w16cex w16sdtdh w16sdtfl w16du wp14">
   <w:p>
     <w:pPr>
       <w:pStyle w:val="Header"/>
@@ -723,7 +809,7 @@
 </file>
 
 <file path=word/header2.xml><?xml version="1.0" encoding="utf-8"?>
-<w:hdr xmlns:wpc="http://schemas.microsoft.com/office/word/2010/wordprocessingCanvas" xmlns:cx="http://schemas.microsoft.com/office/drawing/2014/chartex" xmlns:cx1="http://schemas.microsoft.com/office/drawing/2015/9/8/chartex" xmlns:cx2="http://schemas.microsoft.com/office/drawing/2015/10/21/chartex" xmlns:cx3="http://schemas.microsoft.com/office/drawing/2016/5/9/chartex" xmlns:cx4="http://schemas.microsoft.com/office/drawing/2016/5/10/chartex" xmlns:cx5="http://schemas.microsoft.com/office/drawing/2016/5/11/chartex" xmlns:cx6="http://schemas.microsoft.com/office/drawing/2016/5/12/chartex" xmlns:cx7="http://schemas.microsoft.com/office/drawing/2016/5/13/chartex" xmlns:cx8="http://schemas.microsoft.com/office/drawing/2016/5/14/chartex" xmlns:mc="http://schemas.openxmlformats.org/markup-compatibility/2006" xmlns:aink="http://schemas.microsoft.com/office/drawing/2016/ink" xmlns:am3d="http://schemas.microsoft.com/office/drawing/2017/model3d" xmlns:o="urn:schemas-microsoft-com:office:office" xmlns:oel="http://schemas.microsoft.com/office/2019/extlst" xmlns:r="http://schemas.openxmlformats.org/officeDocument/2006/relationships" xmlns:m="http://schemas.openxmlformats.org/officeDocument/2006/math" xmlns:v="urn:schemas-microsoft-com:vml" xmlns:wp14="http://schemas.microsoft.com/office/word/2010/wordprocessingDrawing" xmlns:wp="http://schemas.openxmlformats.org/drawingml/2006/wordprocessingDrawing" xmlns:w10="urn:schemas-microsoft-com:office:word" xmlns:w="http://schemas.openxmlformats.org/wordprocessingml/2006/main" xmlns:w14="http://schemas.microsoft.com/office/word/2010/wordml" xmlns:w15="http://schemas.microsoft.com/office/word/2012/wordml" xmlns:w16cex="http://schemas.microsoft.com/office/word/2018/wordml/cex" xmlns:w16cid="http://schemas.microsoft.com/office/word/2016/wordml/cid" xmlns:w16="http://schemas.microsoft.com/office/word/2018/wordml" xmlns:w16sdtdh="http://schemas.microsoft.com/office/word/2020/wordml/sdtdatahash" xmlns:w16se="http://schemas.microsoft.com/office/word/2015/wordml/symex" xmlns:wpg="http://schemas.microsoft.com/office/word/2010/wordprocessingGroup" xmlns:wpi="http://schemas.microsoft.com/office/word/2010/wordprocessingInk" xmlns:wne="http://schemas.microsoft.com/office/word/2006/wordml" xmlns:wps="http://schemas.microsoft.com/office/word/2010/wordprocessingShape" mc:Ignorable="w14 w15 w16se w16cid w16 w16cex w16sdtdh wp14">
+<w:hdr xmlns:wpc="http://schemas.microsoft.com/office/word/2010/wordprocessingCanvas" xmlns:cx="http://schemas.microsoft.com/office/drawing/2014/chartex" xmlns:cx1="http://schemas.microsoft.com/office/drawing/2015/9/8/chartex" xmlns:cx2="http://schemas.microsoft.com/office/drawing/2015/10/21/chartex" xmlns:cx3="http://schemas.microsoft.com/office/drawing/2016/5/9/chartex" xmlns:cx4="http://schemas.microsoft.com/office/drawing/2016/5/10/chartex" xmlns:cx5="http://schemas.microsoft.com/office/drawing/2016/5/11/chartex" xmlns:cx6="http://schemas.microsoft.com/office/drawing/2016/5/12/chartex" xmlns:cx7="http://schemas.microsoft.com/office/drawing/2016/5/13/chartex" xmlns:cx8="http://schemas.microsoft.com/office/drawing/2016/5/14/chartex" xmlns:mc="http://schemas.openxmlformats.org/markup-compatibility/2006" xmlns:aink="http://schemas.microsoft.com/office/drawing/2016/ink" xmlns:am3d="http://schemas.microsoft.com/office/drawing/2017/model3d" xmlns:o="urn:schemas-microsoft-com:office:office" xmlns:oel="http://schemas.microsoft.com/office/2019/extlst" xmlns:r="http://schemas.openxmlformats.org/officeDocument/2006/relationships" xmlns:m="http://schemas.openxmlformats.org/officeDocument/2006/math" xmlns:v="urn:schemas-microsoft-com:vml" xmlns:wp14="http://schemas.microsoft.com/office/word/2010/wordprocessingDrawing" xmlns:wp="http://schemas.openxmlformats.org/drawingml/2006/wordprocessingDrawing" xmlns:w10="urn:schemas-microsoft-com:office:word" xmlns:w="http://schemas.openxmlformats.org/wordprocessingml/2006/main" xmlns:w14="http://schemas.microsoft.com/office/word/2010/wordml" xmlns:w15="http://schemas.microsoft.com/office/word/2012/wordml" xmlns:w16cex="http://schemas.microsoft.com/office/word/2018/wordml/cex" xmlns:w16cid="http://schemas.microsoft.com/office/word/2016/wordml/cid" xmlns:w16="http://schemas.microsoft.com/office/word/2018/wordml" xmlns:w16du="http://schemas.microsoft.com/office/word/2023/wordml/word16du" xmlns:w16sdtdh="http://schemas.microsoft.com/office/word/2020/wordml/sdtdatahash" xmlns:w16sdtfl="http://schemas.microsoft.com/office/word/2024/wordml/sdtformatlock" xmlns:w16se="http://schemas.microsoft.com/office/word/2015/wordml/symex" xmlns:wpg="http://schemas.microsoft.com/office/word/2010/wordprocessingGroup" xmlns:wpi="http://schemas.microsoft.com/office/word/2010/wordprocessingInk" xmlns:wne="http://schemas.microsoft.com/office/word/2006/wordml" xmlns:wps="http://schemas.microsoft.com/office/word/2010/wordprocessingShape" mc:Ignorable="w14 w15 w16se w16cid w16 w16cex w16sdtdh w16sdtfl w16du wp14">
   <w:p>
     <w:pPr>
       <w:pStyle w:val="Header"/>
@@ -734,7 +820,7 @@
 </file>
 
 <file path=word/header3.xml><?xml version="1.0" encoding="utf-8"?>
-<w:hdr xmlns:wpc="http://schemas.microsoft.com/office/word/2010/wordprocessingCanvas" xmlns:cx="http://schemas.microsoft.com/office/drawing/2014/chartex" xmlns:cx1="http://schemas.microsoft.com/office/drawing/2015/9/8/chartex" xmlns:cx2="http://schemas.microsoft.com/office/drawing/2015/10/21/chartex" xmlns:cx3="http://schemas.microsoft.com/office/drawing/2016/5/9/chartex" xmlns:cx4="http://schemas.microsoft.com/office/drawing/2016/5/10/chartex" xmlns:cx5="http://schemas.microsoft.com/office/drawing/2016/5/11/chartex" xmlns:cx6="http://schemas.microsoft.com/office/drawing/2016/5/12/chartex" xmlns:cx7="http://schemas.microsoft.com/office/drawing/2016/5/13/chartex" xmlns:cx8="http://schemas.microsoft.com/office/drawing/2016/5/14/chartex" xmlns:mc="http://schemas.openxmlformats.org/markup-compatibility/2006" xmlns:aink="http://schemas.microsoft.com/office/drawing/2016/ink" xmlns:am3d="http://schemas.microsoft.com/office/drawing/2017/model3d" xmlns:o="urn:schemas-microsoft-com:office:office" xmlns:oel="http://schemas.microsoft.com/office/2019/extlst" xmlns:r="http://schemas.openxmlformats.org/officeDocument/2006/relationships" xmlns:m="http://schemas.openxmlformats.org/officeDocument/2006/math" xmlns:v="urn:schemas-microsoft-com:vml" xmlns:wp14="http://schemas.microsoft.com/office/word/2010/wordprocessingDrawing" xmlns:wp="http://schemas.openxmlformats.org/drawingml/2006/wordprocessingDrawing" xmlns:w10="urn:schemas-microsoft-com:office:word" xmlns:w="http://schemas.openxmlformats.org/wordprocessingml/2006/main" xmlns:w14="http://schemas.microsoft.com/office/word/2010/wordml" xmlns:w15="http://schemas.microsoft.com/office/word/2012/wordml" xmlns:w16cex="http://schemas.microsoft.com/office/word/2018/wordml/cex" xmlns:w16cid="http://schemas.microsoft.com/office/word/2016/wordml/cid" xmlns:w16="http://schemas.microsoft.com/office/word/2018/wordml" xmlns:w16sdtdh="http://schemas.microsoft.com/office/word/2020/wordml/sdtdatahash" xmlns:w16se="http://schemas.microsoft.com/office/word/2015/wordml/symex" xmlns:wpg="http://schemas.microsoft.com/office/word/2010/wordprocessingGroup" xmlns:wpi="http://schemas.microsoft.com/office/word/2010/wordprocessingInk" xmlns:wne="http://schemas.microsoft.com/office/word/2006/wordml" xmlns:wps="http://schemas.microsoft.com/office/word/2010/wordprocessingShape" mc:Ignorable="w14 w15 w16se w16cid w16 w16cex w16sdtdh wp14">
+<w:hdr xmlns:wpc="http://schemas.microsoft.com/office/word/2010/wordprocessingCanvas" xmlns:cx="http://schemas.microsoft.com/office/drawing/2014/chartex" xmlns:cx1="http://schemas.microsoft.com/office/drawing/2015/9/8/chartex" xmlns:cx2="http://schemas.microsoft.com/office/drawing/2015/10/21/chartex" xmlns:cx3="http://schemas.microsoft.com/office/drawing/2016/5/9/chartex" xmlns:cx4="http://schemas.microsoft.com/office/drawing/2016/5/10/chartex" xmlns:cx5="http://schemas.microsoft.com/office/drawing/2016/5/11/chartex" xmlns:cx6="http://schemas.microsoft.com/office/drawing/2016/5/12/chartex" xmlns:cx7="http://schemas.microsoft.com/office/drawing/2016/5/13/chartex" xmlns:cx8="http://schemas.microsoft.com/office/drawing/2016/5/14/chartex" xmlns:mc="http://schemas.openxmlformats.org/markup-compatibility/2006" xmlns:aink="http://schemas.microsoft.com/office/drawing/2016/ink" xmlns:am3d="http://schemas.microsoft.com/office/drawing/2017/model3d" xmlns:o="urn:schemas-microsoft-com:office:office" xmlns:oel="http://schemas.microsoft.com/office/2019/extlst" xmlns:r="http://schemas.openxmlformats.org/officeDocument/2006/relationships" xmlns:m="http://schemas.openxmlformats.org/officeDocument/2006/math" xmlns:v="urn:schemas-microsoft-com:vml" xmlns:wp14="http://schemas.microsoft.com/office/word/2010/wordprocessingDrawing" xmlns:wp="http://schemas.openxmlformats.org/drawingml/2006/wordprocessingDrawing" xmlns:w10="urn:schemas-microsoft-com:office:word" xmlns:w="http://schemas.openxmlformats.org/wordprocessingml/2006/main" xmlns:w14="http://schemas.microsoft.com/office/word/2010/wordml" xmlns:w15="http://schemas.microsoft.com/office/word/2012/wordml" xmlns:w16cex="http://schemas.microsoft.com/office/word/2018/wordml/cex" xmlns:w16cid="http://schemas.microsoft.com/office/word/2016/wordml/cid" xmlns:w16="http://schemas.microsoft.com/office/word/2018/wordml" xmlns:w16du="http://schemas.microsoft.com/office/word/2023/wordml/word16du" xmlns:w16sdtdh="http://schemas.microsoft.com/office/word/2020/wordml/sdtdatahash" xmlns:w16sdtfl="http://schemas.microsoft.com/office/word/2024/wordml/sdtformatlock" xmlns:w16se="http://schemas.microsoft.com/office/word/2015/wordml/symex" xmlns:wpg="http://schemas.microsoft.com/office/word/2010/wordprocessingGroup" xmlns:wpi="http://schemas.microsoft.com/office/word/2010/wordprocessingInk" xmlns:wne="http://schemas.microsoft.com/office/word/2006/wordml" xmlns:wps="http://schemas.microsoft.com/office/word/2010/wordprocessingShape" mc:Ignorable="w14 w15 w16se w16cid w16 w16cex w16sdtdh w16sdtfl w16du wp14">
   <w:p>
     <w:pPr>
       <w:pStyle w:val="Header"/>
@@ -743,7 +829,7 @@
     <w:r>
       <w:tab/>
       <w:tab/>
-      <w:t>2026-06-17</w:t>
+      <w:t>2026-06-18</w:t>
       <w:br/>
       <w:br/>
     </w:r>
@@ -760,7 +846,7 @@
 </file>
 
 <file path=word/numbering.xml><?xml version="1.0" encoding="utf-8"?>
-<w:numbering xmlns:wpc="http://schemas.microsoft.com/office/word/2010/wordprocessingCanvas" xmlns:cx="http://schemas.microsoft.com/office/drawing/2014/chartex" xmlns:cx1="http://schemas.microsoft.com/office/drawing/2015/9/8/chartex" xmlns:cx2="http://schemas.microsoft.com/office/drawing/2015/10/21/chartex" xmlns:cx3="http://schemas.microsoft.com/office/drawing/2016/5/9/chartex" xmlns:cx4="http://schemas.microsoft.com/office/drawing/2016/5/10/chartex" xmlns:cx5="http://schemas.microsoft.com/office/drawing/2016/5/11/chartex" xmlns:cx6="http://schemas.microsoft.com/office/drawing/2016/5/12/chartex" xmlns:cx7="http://schemas.microsoft.com/office/drawing/2016/5/13/chartex" xmlns:cx8="http://schemas.microsoft.com/office/drawing/2016/5/14/chartex" xmlns:mc="http://schemas.openxmlformats.org/markup-compatibility/2006" xmlns:aink="http://schemas.microsoft.com/office/drawing/2016/ink" xmlns:am3d="http://schemas.microsoft.com/office/drawing/2017/model3d" xmlns:o="urn:schemas-microsoft-com:office:office" xmlns:oel="http://schemas.microsoft.com/office/2019/extlst" xmlns:r="http://schemas.openxmlformats.org/officeDocument/2006/relationships" xmlns:m="http://schemas.openxmlformats.org/officeDocument/2006/math" xmlns:v="urn:schemas-microsoft-com:vml" xmlns:wp14="http://schemas.microsoft.com/office/word/2010/wordprocessingDrawing" xmlns:wp="http://schemas.openxmlformats.org/drawingml/2006/wordprocessingDrawing" xmlns:w10="urn:schemas-microsoft-com:office:word" xmlns:w="http://schemas.openxmlformats.org/wordprocessingml/2006/main" xmlns:w14="http://schemas.microsoft.com/office/word/2010/wordml" xmlns:w15="http://schemas.microsoft.com/office/word/2012/wordml" xmlns:w16cex="http://schemas.microsoft.com/office/word/2018/wordml/cex" xmlns:w16cid="http://schemas.microsoft.com/office/word/2016/wordml/cid" xmlns:w16="http://schemas.microsoft.com/office/word/2018/wordml" xmlns:w16sdtdh="http://schemas.microsoft.com/office/word/2020/wordml/sdtdatahash" xmlns:w16se="http://schemas.microsoft.com/office/word/2015/wordml/symex" xmlns:wpg="http://schemas.microsoft.com/office/word/2010/wordprocessingGroup" xmlns:wpi="http://schemas.microsoft.com/office/word/2010/wordprocessingInk" xmlns:wne="http://schemas.microsoft.com/office/word/2006/wordml" xmlns:wps="http://schemas.microsoft.com/office/word/2010/wordprocessingShape" mc:Ignorable="w14 w15 w16se w16cid w16 w16cex w16sdtdh wp14">
+<w:numbering xmlns:wpc="http://schemas.microsoft.com/office/word/2010/wordprocessingCanvas" xmlns:cx="http://schemas.microsoft.com/office/drawing/2014/chartex" xmlns:cx1="http://schemas.microsoft.com/office/drawing/2015/9/8/chartex" xmlns:cx2="http://schemas.microsoft.com/office/drawing/2015/10/21/chartex" xmlns:cx3="http://schemas.microsoft.com/office/drawing/2016/5/9/chartex" xmlns:cx4="http://schemas.microsoft.com/office/drawing/2016/5/10/chartex" xmlns:cx5="http://schemas.microsoft.com/office/drawing/2016/5/11/chartex" xmlns:cx6="http://schemas.microsoft.com/office/drawing/2016/5/12/chartex" xmlns:cx7="http://schemas.microsoft.com/office/drawing/2016/5/13/chartex" xmlns:cx8="http://schemas.microsoft.com/office/drawing/2016/5/14/chartex" xmlns:mc="http://schemas.openxmlformats.org/markup-compatibility/2006" xmlns:aink="http://schemas.microsoft.com/office/drawing/2016/ink" xmlns:am3d="http://schemas.microsoft.com/office/drawing/2017/model3d" xmlns:o="urn:schemas-microsoft-com:office:office" xmlns:oel="http://schemas.microsoft.com/office/2019/extlst" xmlns:r="http://schemas.openxmlformats.org/officeDocument/2006/relationships" xmlns:m="http://schemas.openxmlformats.org/officeDocument/2006/math" xmlns:v="urn:schemas-microsoft-com:vml" xmlns:wp14="http://schemas.microsoft.com/office/word/2010/wordprocessingDrawing" xmlns:wp="http://schemas.openxmlformats.org/drawingml/2006/wordprocessingDrawing" xmlns:w10="urn:schemas-microsoft-com:office:word" xmlns:w="http://schemas.openxmlformats.org/wordprocessingml/2006/main" xmlns:w14="http://schemas.microsoft.com/office/word/2010/wordml" xmlns:w15="http://schemas.microsoft.com/office/word/2012/wordml" xmlns:w16cex="http://schemas.microsoft.com/office/word/2018/wordml/cex" xmlns:w16cid="http://schemas.microsoft.com/office/word/2016/wordml/cid" xmlns:w16="http://schemas.microsoft.com/office/word/2018/wordml" xmlns:w16du="http://schemas.microsoft.com/office/word/2023/wordml/word16du" xmlns:w16sdtdh="http://schemas.microsoft.com/office/word/2020/wordml/sdtdatahash" xmlns:w16sdtfl="http://schemas.microsoft.com/office/word/2024/wordml/sdtformatlock" xmlns:w16se="http://schemas.microsoft.com/office/word/2015/wordml/symex" xmlns:wpg="http://schemas.microsoft.com/office/word/2010/wordprocessingGroup" xmlns:wpi="http://schemas.microsoft.com/office/word/2010/wordprocessingInk" xmlns:wne="http://schemas.microsoft.com/office/word/2006/wordml" xmlns:wps="http://schemas.microsoft.com/office/word/2010/wordprocessingShape" mc:Ignorable="w14 w15 w16se w16cid w16 w16cex w16sdtdh w16sdtfl w16du wp14">
   <w:abstractNum w:abstractNumId="0" w15:restartNumberingAfterBreak="0">
     <w:nsid w:val="FFFFFF7C"/>
     <w:multiLevelType w:val="singleLevel"/>
@@ -963,7 +1049,7 @@
 </file>
 
 <file path=word/styles.xml><?xml version="1.0" encoding="utf-8"?>
-<w:styles xmlns:mc="http://schemas.openxmlformats.org/markup-compatibility/2006" xmlns:r="http://schemas.openxmlformats.org/officeDocument/2006/relationships" xmlns:w="http://schemas.openxmlformats.org/wordprocessingml/2006/main" xmlns:w14="http://schemas.microsoft.com/office/word/2010/wordml" xmlns:w15="http://schemas.microsoft.com/office/word/2012/wordml" xmlns:w16cex="http://schemas.microsoft.com/office/word/2018/wordml/cex" xmlns:w16cid="http://schemas.microsoft.com/office/word/2016/wordml/cid" xmlns:w16="http://schemas.microsoft.com/office/word/2018/wordml" xmlns:w16sdtdh="http://schemas.microsoft.com/office/word/2020/wordml/sdtdatahash" xmlns:w16se="http://schemas.microsoft.com/office/word/2015/wordml/symex" mc:Ignorable="w14 w15 w16se w16cid w16 w16cex w16sdtdh">
+<w:styles xmlns:mc="http://schemas.openxmlformats.org/markup-compatibility/2006" xmlns:r="http://schemas.openxmlformats.org/officeDocument/2006/relationships" xmlns:w="http://schemas.openxmlformats.org/wordprocessingml/2006/main" xmlns:w14="http://schemas.microsoft.com/office/word/2010/wordml" xmlns:w15="http://schemas.microsoft.com/office/word/2012/wordml" xmlns:w16cex="http://schemas.microsoft.com/office/word/2018/wordml/cex" xmlns:w16cid="http://schemas.microsoft.com/office/word/2016/wordml/cid" xmlns:w16="http://schemas.microsoft.com/office/word/2018/wordml" xmlns:w16du="http://schemas.microsoft.com/office/word/2023/wordml/word16du" xmlns:w16sdtdh="http://schemas.microsoft.com/office/word/2020/wordml/sdtdatahash" xmlns:w16sdtfl="http://schemas.microsoft.com/office/word/2024/wordml/sdtformatlock" xmlns:w16se="http://schemas.microsoft.com/office/word/2015/wordml/symex" mc:Ignorable="w14 w15 w16se w16cid w16 w16cex w16sdtdh w16sdtfl w16du">
   <w:docDefaults>
     <w:rPrDefault>
       <w:rPr>
@@ -1721,7 +1807,7 @@
     <w:link w:val="TitleChar"/>
     <w:uiPriority w:val="10"/>
     <w:qFormat/>
-    <w:rsid w:val="007106C8"/>
+    <w:rsid w:val="00E854FA"/>
     <w:pPr>
       <w:spacing w:after="300" w:line="240" w:lineRule="auto"/>
       <w:contextualSpacing/>
@@ -1731,7 +1817,7 @@
       <w:rFonts w:eastAsiaTheme="majorEastAsia" w:cstheme="majorBidi"/>
       <w:spacing w:val="5"/>
       <w:kern w:val="28"/>
-      <w:sz w:val="52"/>
+      <w:sz w:val="40"/>
       <w:szCs w:val="52"/>
       <w:lang w:val="sv-SE" w:eastAsia="en-US" w:bidi="ar-SA"/>
     </w:rPr>
@@ -1741,12 +1827,12 @@
     <w:basedOn w:val="DefaultParagraphFont"/>
     <w:link w:val="Title"/>
     <w:uiPriority w:val="10"/>
-    <w:rsid w:val="007106C8"/>
+    <w:rsid w:val="00E854FA"/>
     <w:rPr>
       <w:rFonts w:ascii="Times New Roman" w:eastAsiaTheme="majorEastAsia" w:hAnsi="Times New Roman" w:cstheme="majorBidi"/>
       <w:spacing w:val="5"/>
       <w:kern w:val="28"/>
-      <w:sz w:val="52"/>
+      <w:sz w:val="40"/>
       <w:szCs w:val="52"/>
       <w:lang w:val="sv-SE" w:eastAsia="en-US" w:bidi="ar-SA"/>
     </w:rPr>

--- a/klagomål/A 25404-2026 FSC-klagomål.docx
+++ b/klagomål/A 25404-2026 FSC-klagomål.docx
@@ -829,7 +829,7 @@
     <w:r>
       <w:tab/>
       <w:tab/>
-      <w:t>2026-06-18</w:t>
+      <w:t>2026-06-19</w:t>
       <w:br/>
       <w:br/>
     </w:r>

--- a/klagomål/A 25404-2026 FSC-klagomål.docx
+++ b/klagomål/A 25404-2026 FSC-klagomål.docx
@@ -829,7 +829,7 @@
     <w:r>
       <w:tab/>
       <w:tab/>
-      <w:t>2026-06-19</w:t>
+      <w:t>2026-06-20</w:t>
       <w:br/>
       <w:br/>
     </w:r>

--- a/klagomål/A 25404-2026 FSC-klagomål.docx
+++ b/klagomål/A 25404-2026 FSC-klagomål.docx
@@ -168,38 +168,7 @@
     </w:p>
     <w:p>
       <w:r>
-        <w:t>Detta dokument behandlar höga naturvärden i avverkningsanmälan A 25404-2026 i Smedjebackens kommun som inkom 2026-06-01 och omfattar 46,0 ha.</w:t>
-      </w:r>
-    </w:p>
-    <w:p>
-      <w:r>
-        <w:t>Nedan presenteras fynd av naturvårdsarter och fridlysta arter som gjorts i det avverkningsanmälda området, samt relevanta utdrag ur standarderna för FSC, Chain of Custody, Controlled Wood och PEFC. I BILAGA 1 finns artfakta om fridlysta arter.</w:t>
-      </w:r>
-    </w:p>
-    <w:p>
-      <w:r>
-        <w:t>Vi förväntar oss att ni återkommer med ett skriftligt svar på vårt klagomål och även beskriver vilka korrigerande åtgärder ni satt in för att rätta till identifierade brister i er efterlevnad av den svenska FSC standarden.</w:t>
-      </w:r>
-    </w:p>
-    <w:p>
-      <w:pPr>
-        <w:pStyle w:val="Heading1"/>
-      </w:pPr>
-      <w:r>
-        <w:t>Naturvårdsarter</w:t>
-      </w:r>
-    </w:p>
-    <w:p>
-      <w:r>
-        <w:t>I avverkningsanmälan har följande 3 naturvårdsarter hittats: pärluggla (EN, T, §4), skogshare (NT) och nattskärra (T, §4). Av dessa är 2 rödlistade. För rödlistade arter har rödlistekategorin angivits inom parentes. Typiska arter inom Natura 2000 som är kopplade till skogsekosystem har markerats med (T). För fridlysta arter anges även paragrafen i Artskyddsförordningen som arten är fridlyst enligt.</w:t>
-      </w:r>
-    </w:p>
-    <w:p>
-      <w:r>
-        <w:t>De påträffade naturvårdsarterna är ett tydligt kvitto på att det rör sig om en skog med höga naturvärden.</w:t>
-      </w:r>
-      <w:r>
-        <w:t xml:space="preserve"> I Figur 1 visas fyndplatser för naturvårdsarter i området, som finns registrerade på Artportalen.</w:t>
+        <w:t>Detta klagomål behandlar höga naturvärden i avverkningsanmälan A 25404-2026 i Smedjebackens kommun som inkom 2026-06-01 och omfattar 46,0 ha.</w:t>
       </w:r>
     </w:p>
     <w:p>
@@ -209,7 +178,7 @@
       <w:r>
         <w:drawing>
           <wp:inline xmlns:a="http://schemas.openxmlformats.org/drawingml/2006/main" xmlns:pic="http://schemas.openxmlformats.org/drawingml/2006/picture">
-            <wp:extent cx="4028511" cy="5688000"/>
+            <wp:extent cx="4054008" cy="5724000"/>
             <wp:docPr id="1" name="Picture 1"/>
             <wp:cNvGraphicFramePr>
               <a:graphicFrameLocks noChangeAspect="1"/>
@@ -230,7 +199,7 @@
                   <pic:spPr>
                     <a:xfrm>
                       <a:off x="0" y="0"/>
-                      <a:ext cx="4028511" cy="5688000"/>
+                      <a:ext cx="4054008" cy="5724000"/>
                     </a:xfrm>
                     <a:prstGeom prst="rect"/>
                   </pic:spPr>
@@ -247,54 +216,35 @@
         <w:spacing w:after="240"/>
       </w:pPr>
       <w:r>
-        <w:t>Figur 1. Fyndplatser för naturvårdsarter i avverkningsanmälan (röd linje). Markörer utan svart kant är placerade på fyndplatsen. Markörer med svart kant är placerade vid sidan av fyndplatsen och har ett svart streck som visar fyndplatsens exakta position. Kartans mittpunktskoordinat är N 6670769, E 540153 i SWEREF 99 TM.</w:t>
+        <w:t>Figur 1. Fyndplatser för naturvårdsarter i avverkningsanmälan. Markörer utan svart kant är placerade på fyndplatsen. Markörer med svart kant är placerade vid sidan av fyndplatsen har ett svart streck som visar fyndplatsens exakta position. Kartans mittpunktskoordinat är N 6670769, E 540153 i SWEREF 99 TM.</w:t>
+      </w:r>
+    </w:p>
+    <w:p>
+      <w:r>
+        <w:t>I avverkningsanmälan finns fynd av 3 naturvårdsarter, varav 2 är rödlistade, 2 är fridlysta och 2 är typiska (T): pärluggla (EN, T, §4), skogshare (NT) och nattskärra (T, §4). Se Figur 1.</w:t>
+      </w:r>
+    </w:p>
+    <w:p>
+      <w:r>
+        <w:t>Nedan presenteras relevanta utdrag ur standarderna för FSC, Chain of Custody, Controlled Wood och PEFC.</w:t>
+      </w:r>
+    </w:p>
+    <w:p>
+      <w:r>
+        <w:t>Vi förväntar oss att ni återkommer med ett skriftligt svar på vårt klagomål och även beskriver vilka korrigerande åtgärder ni satt in för att rätta till identifierade brister i er efterlevnad av den svenska FSC standarden.</w:t>
       </w:r>
     </w:p>
     <w:p>
       <w:pPr>
-        <w:pStyle w:val="Heading2"/>
+        <w:pStyle w:val="Heading1"/>
       </w:pPr>
       <w:r>
-        <w:t>Fridlysta arter</w:t>
+        <w:t>Naturvårdsarter och fridlysta arter</w:t>
       </w:r>
     </w:p>
     <w:p>
       <w:r>
-        <w:t>Följande fridlysta arter har sina livsmiljöer och växtplatser i den avverkningsanmälda skogen: pärluggla (EN, T, §4) och nattskärra (T, §4).</w:t>
-      </w:r>
-    </w:p>
-    <w:p>
-      <w:r>
-        <w:t xml:space="preserve">Observera att medlemsländerna är skyldiga att agera i enlighet med EU:s fågeldirektiv där det uttryckligen står att direktivet gäller för fåglar samt för deras ägg, bon och </w:t>
-      </w:r>
-      <w:r>
-        <w:rPr>
-          <w:b/>
-        </w:rPr>
-        <w:t xml:space="preserve">livsmiljöer </w:t>
-      </w:r>
-      <w:r>
-        <w:t>(artikel 1). Vidare att de åtgärder som vidtas inte får leda till en försämring av den nuvarande situationen beträffande bevarandet av de fågelarter som avses i artikel 1 (artikel 13). Fågeldirektivet är styrande för tillsynsansvariga myndigheters ärendehantering, ställningstaganden och beslutsfattande.</w:t>
-      </w:r>
-    </w:p>
-    <w:p>
-      <w:r>
-        <w:rPr>
-          <w:b/>
-        </w:rPr>
-        <w:t>Nattskärra (§4)</w:t>
-      </w:r>
-      <w:r>
-        <w:t xml:space="preserve"> hör i ett historiskt perspektiv hemma i utmarkernas glesa, betade skogar, på ljunghedar och brandfält, tallmoar och i anslutning till torra naturbetesmarker i gränsen mot skogen. Numera påträffas arten i första hand i glesa tallskogar på hällmarker, sandfält och kring högmossar. Uppträder ofta i anslutning till hyggen. Hemområdet för häckande nattskärror är enligt brittiska studier 50–200 hektar, men det förekommer att nattskärror flyger över 5 kilometer för att födosöka i särskilt insektsrika miljöer. Nattskärra är fridlyst enligt 4§ artskyddsförordningen, omfattas av bilaga 1 EU:s fågeldirektiv och är typisk art för </w:t>
-      </w:r>
-      <w:r>
-        <w:rPr>
-          <w:i/>
-        </w:rPr>
-        <w:t>9010 Taiga</w:t>
-      </w:r>
-      <w:r>
-        <w:t xml:space="preserve"> (Skogsstyrelsen, 2016; SLU Artdatabanken, 2025).</w:t>
+        <w:t>Nedan följer beskrivningar av de naturvårdsarter och fridlysta arter som har sina livsmiljöer och växtplatser i den avverkningsanmälda skogen. Se även ytterligare artfakta i BILAGA 1. De påträffade naturvårdsarterna är ett tydligt kvitto på att det rör sig om en skog med höga naturvärden.</w:t>
       </w:r>
     </w:p>
     <w:p>
@@ -319,15 +269,22 @@
     </w:p>
     <w:p>
       <w:r>
-        <w:t>I BILAGA 1 finns mer detaljerad information om ekologi samt krav på livsmiljö hos fridlysta arter.</w:t>
+        <w:rPr>
+          <w:b/>
+        </w:rPr>
+        <w:t>Nattskärra (§4)</w:t>
       </w:r>
-    </w:p>
-    <w:p>
-      <w:pPr>
-        <w:pStyle w:val="Heading2"/>
-      </w:pPr>
       <w:r>
-        <w:t>Övriga naturvårdsarter</w:t>
+        <w:t xml:space="preserve"> hör i ett historiskt perspektiv hemma i utmarkernas glesa, betade skogar, på ljunghedar och brandfält, tallmoar och i anslutning till torra naturbetesmarker i gränsen mot skogen. Numera påträffas arten i första hand i glesa tallskogar på hällmarker, sandfält och kring högmossar. Uppträder ofta i anslutning till hyggen. Hemområdet för häckande nattskärror är enligt brittiska studier 50–200 hektar, men det förekommer att nattskärror flyger över 5 kilometer för att födosöka i särskilt insektsrika miljöer. Nattskärra är fridlyst enligt 4§ artskyddsförordningen, omfattas av bilaga 1 EU:s fågeldirektiv och är typisk art för </w:t>
+      </w:r>
+      <w:r>
+        <w:rPr>
+          <w:i/>
+        </w:rPr>
+        <w:t>9010 Taiga</w:t>
+      </w:r>
+      <w:r>
+        <w:t xml:space="preserve"> (Skogsstyrelsen, 2016; SLU Artdatabanken, 2025).</w:t>
       </w:r>
     </w:p>
     <w:p>
@@ -829,7 +786,7 @@
     <w:r>
       <w:tab/>
       <w:tab/>
-      <w:t>2026-06-20</w:t>
+      <w:t>2026-06-21</w:t>
       <w:br/>
       <w:br/>
     </w:r>

--- a/klagomål/A 25404-2026 FSC-klagomål.docx
+++ b/klagomål/A 25404-2026 FSC-klagomål.docx
@@ -786,7 +786,7 @@
     <w:r>
       <w:tab/>
       <w:tab/>
-      <w:t>2026-06-21</w:t>
+      <w:t>2026-06-22</w:t>
       <w:br/>
       <w:br/>
     </w:r>

--- a/klagomål/A 25404-2026 FSC-klagomål.docx
+++ b/klagomål/A 25404-2026 FSC-klagomål.docx
@@ -786,7 +786,7 @@
     <w:r>
       <w:tab/>
       <w:tab/>
-      <w:t>2026-06-22</w:t>
+      <w:t>2026-06-23</w:t>
       <w:br/>
       <w:br/>
     </w:r>

--- a/klagomål/A 25404-2026 FSC-klagomål.docx
+++ b/klagomål/A 25404-2026 FSC-klagomål.docx
@@ -786,7 +786,7 @@
     <w:r>
       <w:tab/>
       <w:tab/>
-      <w:t>2026-06-23</w:t>
+      <w:t>2026-06-24</w:t>
       <w:br/>
       <w:br/>
     </w:r>

--- a/klagomål/A 25404-2026 FSC-klagomål.docx
+++ b/klagomål/A 25404-2026 FSC-klagomål.docx
@@ -221,7 +221,7 @@
     </w:p>
     <w:p>
       <w:r>
-        <w:t>I avverkningsanmälan finns fynd av 3 naturvårdsarter, varav 2 är rödlistade, 2 är fridlysta och 2 är typiska (T): pärluggla (EN, T, §4), skogshare (NT) och nattskärra (T, §4). Se Figur 1.</w:t>
+        <w:t>I avverkningsanmälan finns fynd av 8 naturvårdsarter, varav 4 är rödlistade, 3 är fridlysta, 7 är typiska (T) och 1 är signalart (S): pärluggla (EN, T, §4), rynkskinn (NT, T), skogshare (NT), ullticka (NT, T), bronshjon (S, T), nattskärra (T, §4), spillkråka (T, §4) och sälg (T). Se Figur 1.</w:t>
       </w:r>
     </w:p>
     <w:p>
@@ -272,10 +272,95 @@
         <w:rPr>
           <w:b/>
         </w:rPr>
-        <w:t>Nattskärra (§4)</w:t>
-      </w:r>
-      <w:r>
-        <w:t xml:space="preserve"> hör i ett historiskt perspektiv hemma i utmarkernas glesa, betade skogar, på ljunghedar och brandfält, tallmoar och i anslutning till torra naturbetesmarker i gränsen mot skogen. Numera påträffas arten i första hand i glesa tallskogar på hällmarker, sandfält och kring högmossar. Uppträder ofta i anslutning till hyggen. Hemområdet för häckande nattskärror är enligt brittiska studier 50–200 hektar, men det förekommer att nattskärror flyger över 5 kilometer för att födosöka i särskilt insektsrika miljöer. Nattskärra är fridlyst enligt 4§ artskyddsförordningen, omfattas av bilaga 1 EU:s fågeldirektiv och är typisk art för </w:t>
+        <w:t>Rynkskinn (NT)</w:t>
+      </w:r>
+      <w:r>
+        <w:t xml:space="preserve"> är en vednedbrytare som växer på grova granlågor och ingår i en karaktäristisk association av vedsvampar knutna till urskogsartade barrskogar. Den har klassificerats som en “urskogsindikator” och är placerad i toppen av Skogsstyrelsens värdepyramid för bedömning av skog med höga naturvärden. Allt tyder på att rynkskinn är mycket känslig för skogliga ingrepp och lokalerna, som oftast har höga biologiska kvaliteter, bör lämnas till fri utveckling. Rynkskinn är typisk art för </w:t>
+      </w:r>
+      <w:r>
+        <w:rPr>
+          <w:i/>
+        </w:rPr>
+        <w:t xml:space="preserve">9010 Taiga, 9050 Näringsrik granskog </w:t>
+      </w:r>
+      <w:r>
+        <w:t>och</w:t>
+      </w:r>
+      <w:r>
+        <w:rPr>
+          <w:i/>
+        </w:rPr>
+        <w:t xml:space="preserve"> 9030 Landhöjningsskog</w:t>
+      </w:r>
+      <w:r>
+        <w:t xml:space="preserve"> (Nitare &amp; Skogsstyrelsen, 2019; SLU Artdatabanken, 2026).</w:t>
+      </w:r>
+    </w:p>
+    <w:p>
+      <w:r>
+        <w:rPr>
+          <w:b/>
+        </w:rPr>
+        <w:t>Ullticka (NT)</w:t>
+      </w:r>
+      <w:r>
+        <w:t xml:space="preserve"> är knuten till restbestånd av barrnaturskog och förekommer med ett tydligt optimum i orörda eller måttligt påverkade gamla granskogar där det föreligger viss kontinuitet av grov död ved. Ullticka är en bra signalart inom hela sitt utbredningsområde och i södra Sverige är den sällsynt och en god signalart för skyddsvärda granskogsmiljöer. Den hotas av avverkning och fragmentering av naturskog och äldre granskog med lång trädkontinuitet. På ullticka kan ibland ulltickeporing (VU) påträffas - det är en sällsynt ticka som nyligen delats upp i de tre olika arterna ulltickeporing </w:t>
+      </w:r>
+      <w:r>
+        <w:rPr>
+          <w:i/>
+        </w:rPr>
+        <w:t xml:space="preserve">Skeletocutis brevispora </w:t>
+      </w:r>
+      <w:r>
+        <w:t>(VU)</w:t>
+      </w:r>
+      <w:r>
+        <w:rPr>
+          <w:i/>
+        </w:rPr>
+        <w:t>, Skeletocutis delicata</w:t>
+      </w:r>
+      <w:r>
+        <w:t xml:space="preserve"> (VU)</w:t>
+      </w:r>
+      <w:r>
+        <w:rPr>
+          <w:i/>
+        </w:rPr>
+        <w:t xml:space="preserve"> och Skeletocutis exilis</w:t>
+      </w:r>
+      <w:r>
+        <w:t xml:space="preserve"> (NT). Ullticka är typisk art för </w:t>
+      </w:r>
+      <w:r>
+        <w:rPr>
+          <w:i/>
+        </w:rPr>
+        <w:t xml:space="preserve">9010 Taiga, 9050 Näringsrik granskog </w:t>
+      </w:r>
+      <w:r>
+        <w:t xml:space="preserve">och </w:t>
+      </w:r>
+      <w:r>
+        <w:rPr>
+          <w:i/>
+        </w:rPr>
+        <w:t>9030 Landhöjningsskog</w:t>
+      </w:r>
+      <w:r>
+        <w:t xml:space="preserve"> (SLU Artdatabanken, 2026; Nitare &amp; Skogsstyrelsen, 2019; Miettinen &amp; Niemelä, 2018).</w:t>
+      </w:r>
+    </w:p>
+    <w:p>
+      <w:r>
+        <w:rPr>
+          <w:b/>
+        </w:rPr>
+        <w:t>Bronshjon</w:t>
+      </w:r>
+      <w:r>
+        <w:t xml:space="preserve"> är en skalbagge vars larvutveckling sker under grov bark på stammar av döda eller döende barrträd, främst gran, i mindre omfattning tall. Arten är knuten till äldre, naturskogslik granskog med inslag av torkande träd. Bronshjon är typisk art för </w:t>
       </w:r>
       <w:r>
         <w:rPr>
@@ -284,7 +369,76 @@
         <w:t>9010 Taiga</w:t>
       </w:r>
       <w:r>
+        <w:t xml:space="preserve"> (SLU Artdatabanken, 2025).</w:t>
+      </w:r>
+    </w:p>
+    <w:p>
+      <w:r>
+        <w:rPr>
+          <w:b/>
+        </w:rPr>
+        <w:t>Nattskärra (§4)</w:t>
+      </w:r>
+      <w:r>
+        <w:t xml:space="preserve"> hör i ett historiskt perspektiv hemma i utmarkernas glesa, betade skogar, på ljunghedar och brandfält, tallmoar och i anslutning till torra naturbetesmarker i gränsen mot skogen. Numera påträffas arten i första hand i glesa tallskogar på hällmarker, sandfält och kring högmossar. Uppträder ofta i anslutning till hyggen. Hemområdet för häckande nattskärror är enligt brittiska studier 50–200 hektar, men det förekommer att nattskärror flyger över 5 kilometer för att födosöka i särskilt insektsrika miljöer. Nattskärra är fridlyst enligt 4§ artskyddsförordningen, omfattas av bilaga 1 EU:s fågeldirektiv och är typisk art för </w:t>
+      </w:r>
+      <w:r>
+        <w:rPr>
+          <w:i/>
+        </w:rPr>
+        <w:t>9010 Taiga</w:t>
+      </w:r>
+      <w:r>
         <w:t xml:space="preserve"> (Skogsstyrelsen, 2016; SLU Artdatabanken, 2025).</w:t>
+      </w:r>
+    </w:p>
+    <w:p>
+      <w:r>
+        <w:rPr>
+          <w:b/>
+        </w:rPr>
+        <w:t>Spillkråka (§4)</w:t>
+      </w:r>
+      <w:r>
+        <w:t xml:space="preserve"> omfattas av bilaga 1 i EU:s fågeldirektiv och är typisk art för </w:t>
+      </w:r>
+      <w:r>
+        <w:rPr>
+          <w:i/>
+        </w:rPr>
+        <w:t xml:space="preserve">9010 Taiga </w:t>
+      </w:r>
+      <w:r>
+        <w:t>och</w:t>
+      </w:r>
+      <w:r>
+        <w:rPr>
+          <w:i/>
+        </w:rPr>
+        <w:t xml:space="preserve"> 9740 Skogsbevuxen myr</w:t>
+      </w:r>
+      <w:r>
+        <w:t>. Den behöver grova träd, främst tall, asp och bok som boträd. Skogsbruk med korta omloppstider och täta, homogena ungskogar utgör det största hotet. Spillkråka är en nyckelart i skogliga miljöer vars övergivna bohål utnyttjas av flera andra hålhäckande fågelarter och fladdermöss, däribland pärluggla (EN, §4), knipa (§4), salskrake (§4) och skogsduva (§4). Hökuggla (VU, §4) och slaguggla (§4) häckar ofta i högstubbar som brutits av i höjd med ett gammalt spillkråkebo (SLU Artdatabanken, 2026; Skogsstyrelsen, 2016).</w:t>
+      </w:r>
+    </w:p>
+    <w:p>
+      <w:r>
+        <w:rPr>
+          <w:b/>
+        </w:rPr>
+        <w:t xml:space="preserve">Sälg </w:t>
+      </w:r>
+      <w:r>
+        <w:t xml:space="preserve">är typisk art för </w:t>
+      </w:r>
+      <w:r>
+        <w:rPr>
+          <w:i/>
+        </w:rPr>
+        <w:t xml:space="preserve">9040 Fjällbjörkskog </w:t>
+      </w:r>
+      <w:r>
+        <w:t>(SLU Artdatabanken, 2025).</w:t>
       </w:r>
     </w:p>
     <w:p>
@@ -393,7 +547,7 @@
         <w:rPr>
           <w:i/>
         </w:rPr>
-        <w:t>I det avverkningsanmälda skogsområdet har 3 naturvårdsarter varav 2 rödlistade arter sina livsmiljöer och växtplatser.</w:t>
+        <w:t>I det avverkningsanmälda skogsområdet har 8 naturvårdsarter varav 4 rödlistade arter sina livsmiljöer och växtplatser.</w:t>
       </w:r>
     </w:p>
     <w:p>
@@ -656,6 +810,78 @@
           <w:i/>
         </w:rPr>
         <w:t>Vägledning för hänsyn till pärluggla.</w:t>
+      </w:r>
+    </w:p>
+    <w:p>
+      <w:pPr>
+        <w:pStyle w:val="Heading1"/>
+      </w:pPr>
+      <w:r>
+        <w:t>Spillkråka – ekologi samt krav på livsmiljön</w:t>
+      </w:r>
+    </w:p>
+    <w:p>
+      <w:r>
+        <w:t xml:space="preserve">Spillkråka (§4) ingår i bilaga 1 EU:s fågeldirektiv och är typisk art för </w:t>
+      </w:r>
+      <w:r>
+        <w:rPr>
+          <w:i/>
+        </w:rPr>
+        <w:t xml:space="preserve">9010 Taiga </w:t>
+      </w:r>
+      <w:r>
+        <w:t>och</w:t>
+      </w:r>
+      <w:r>
+        <w:rPr>
+          <w:i/>
+        </w:rPr>
+        <w:t xml:space="preserve"> 9740 Skogsbevuxen myr</w:t>
+      </w:r>
+      <w:r>
+        <w:t>. Den lever i både barr- och blandskog liksom i ren lövskog. De tätaste populationerna tenderar att finnas i äldre, variationsrik blandskog med gott om död ved och gamla träd. Varje par utnyttjar 400–1000 hektar skog beroende på skogens kvalitet. Skogsbruk med korta omloppstider och täta, homogena ungskogar utgör det största hotet (SLU Artdatabanken, 2026).</w:t>
+      </w:r>
+    </w:p>
+    <w:p>
+      <w:r>
+        <w:t>Spillkråka är en nyckelart i skogliga miljöer vars övergivna bohål utnyttjas av flera andra hålhäckande fågelarter och fladdermöss, däribland pärluggla (EN, §4), knipa (§4), salskrake (§4) och skogsduva (§4). Hökuggla (VU, §4) och slaguggla (§4) häckar ofta i högstubbar som brutits av i höjd med ett gammalt spillkråkebo (Skogsstyrelsen, 2016).</w:t>
+      </w:r>
+    </w:p>
+    <w:p>
+      <w:pPr>
+        <w:pStyle w:val="Heading2"/>
+      </w:pPr>
+      <w:r>
+        <w:t>Referenser – spillkråka</w:t>
+      </w:r>
+    </w:p>
+    <w:p>
+      <w:r>
+        <w:t xml:space="preserve">Skogsstyrelsen, 2016. </w:t>
+      </w:r>
+      <w:r>
+        <w:rPr>
+          <w:i/>
+        </w:rPr>
+        <w:t xml:space="preserve">Vägledning för hänsyn till spillkråka. </w:t>
+      </w:r>
+      <w:r>
+        <w:t>Vägledningar och kunskapsstöd artskydd – Skogsstyrelsen.</w:t>
+      </w:r>
+    </w:p>
+    <w:p>
+      <w:r>
+        <w:t xml:space="preserve">SLU Artdatabanken, 2026. </w:t>
+      </w:r>
+      <w:r>
+        <w:rPr>
+          <w:i/>
+        </w:rPr>
+        <w:t xml:space="preserve">Artfaktablad. Naturvård – artfakta. </w:t>
+      </w:r>
+      <w:r>
+        <w:t>SLU Artdatabanken, Uppsala.</w:t>
       </w:r>
     </w:p>
     <w:sectPr>
@@ -786,7 +1012,7 @@
     <w:r>
       <w:tab/>
       <w:tab/>
-      <w:t>2026-06-24</w:t>
+      <w:t>2026-06-25</w:t>
       <w:br/>
       <w:br/>
     </w:r>

--- a/klagomål/A 25404-2026 FSC-klagomål.docx
+++ b/klagomål/A 25404-2026 FSC-klagomål.docx
@@ -1012,7 +1012,7 @@
     <w:r>
       <w:tab/>
       <w:tab/>
-      <w:t>2026-06-25</w:t>
+      <w:t>2026-06-26</w:t>
       <w:br/>
       <w:br/>
     </w:r>

--- a/klagomål/A 25404-2026 FSC-klagomål.docx
+++ b/klagomål/A 25404-2026 FSC-klagomål.docx
@@ -1012,7 +1012,7 @@
     <w:r>
       <w:tab/>
       <w:tab/>
-      <w:t>2026-06-26</w:t>
+      <w:t>2026-06-27</w:t>
       <w:br/>
       <w:br/>
     </w:r>

--- a/klagomål/A 25404-2026 FSC-klagomål.docx
+++ b/klagomål/A 25404-2026 FSC-klagomål.docx
@@ -1012,7 +1012,7 @@
     <w:r>
       <w:tab/>
       <w:tab/>
-      <w:t>2026-06-27</w:t>
+      <w:t>2026-06-28</w:t>
       <w:br/>
       <w:br/>
     </w:r>

--- a/klagomål/A 25404-2026 FSC-klagomål.docx
+++ b/klagomål/A 25404-2026 FSC-klagomål.docx
@@ -1012,7 +1012,7 @@
     <w:r>
       <w:tab/>
       <w:tab/>
-      <w:t>2026-06-28</w:t>
+      <w:t>2026-06-29</w:t>
       <w:br/>
       <w:br/>
     </w:r>

--- a/klagomål/A 25404-2026 FSC-klagomål.docx
+++ b/klagomål/A 25404-2026 FSC-klagomål.docx
@@ -1012,7 +1012,7 @@
     <w:r>
       <w:tab/>
       <w:tab/>
-      <w:t>2026-06-29</w:t>
+      <w:t>2026-06-30</w:t>
       <w:br/>
       <w:br/>
     </w:r>

--- a/klagomål/A 25404-2026 FSC-klagomål.docx
+++ b/klagomål/A 25404-2026 FSC-klagomål.docx
@@ -1012,7 +1012,7 @@
     <w:r>
       <w:tab/>
       <w:tab/>
-      <w:t>2026-06-30</w:t>
+      <w:t>2026-07-01</w:t>
       <w:br/>
       <w:br/>
     </w:r>

--- a/klagomål/A 25404-2026 FSC-klagomål.docx
+++ b/klagomål/A 25404-2026 FSC-klagomål.docx
@@ -1012,7 +1012,7 @@
     <w:r>
       <w:tab/>
       <w:tab/>
-      <w:t>2026-07-01</w:t>
+      <w:t>2026-07-02</w:t>
       <w:br/>
       <w:br/>
     </w:r>

--- a/klagomål/A 25404-2026 FSC-klagomål.docx
+++ b/klagomål/A 25404-2026 FSC-klagomål.docx
@@ -1012,7 +1012,7 @@
     <w:r>
       <w:tab/>
       <w:tab/>
-      <w:t>2026-07-13</w:t>
+      <w:t>2026-07-14</w:t>
       <w:br/>
       <w:br/>
     </w:r>

--- a/klagomål/A 25404-2026 FSC-klagomål.docx
+++ b/klagomål/A 25404-2026 FSC-klagomål.docx
@@ -1012,7 +1012,7 @@
     <w:r>
       <w:tab/>
       <w:tab/>
-      <w:t>2026-07-14</w:t>
+      <w:t>2026-07-15</w:t>
       <w:br/>
       <w:br/>
     </w:r>

--- a/klagomål/A 25404-2026 FSC-klagomål.docx
+++ b/klagomål/A 25404-2026 FSC-klagomål.docx
@@ -1012,7 +1012,7 @@
     <w:r>
       <w:tab/>
       <w:tab/>
-      <w:t>2026-07-15</w:t>
+      <w:t>2026-07-16</w:t>
       <w:br/>
       <w:br/>
     </w:r>

--- a/klagomål/A 25404-2026 FSC-klagomål.docx
+++ b/klagomål/A 25404-2026 FSC-klagomål.docx
@@ -1012,7 +1012,7 @@
     <w:r>
       <w:tab/>
       <w:tab/>
-      <w:t>2026-07-16</w:t>
+      <w:t>2026-07-17</w:t>
       <w:br/>
       <w:br/>
     </w:r>

--- a/klagomål/A 25404-2026 FSC-klagomål.docx
+++ b/klagomål/A 25404-2026 FSC-klagomål.docx
@@ -1012,7 +1012,7 @@
     <w:r>
       <w:tab/>
       <w:tab/>
-      <w:t>2026-07-17</w:t>
+      <w:t>2026-07-18</w:t>
       <w:br/>
       <w:br/>
     </w:r>

--- a/klagomål/A 25404-2026 FSC-klagomål.docx
+++ b/klagomål/A 25404-2026 FSC-klagomål.docx
@@ -1012,7 +1012,7 @@
     <w:r>
       <w:tab/>
       <w:tab/>
-      <w:t>2026-07-18</w:t>
+      <w:t>2026-07-19</w:t>
       <w:br/>
       <w:br/>
     </w:r>

--- a/klagomål/A 25404-2026 FSC-klagomål.docx
+++ b/klagomål/A 25404-2026 FSC-klagomål.docx
@@ -1012,7 +1012,7 @@
     <w:r>
       <w:tab/>
       <w:tab/>
-      <w:t>2026-07-19</w:t>
+      <w:t>2026-07-20</w:t>
       <w:br/>
       <w:br/>
     </w:r>

--- a/klagomål/A 25404-2026 FSC-klagomål.docx
+++ b/klagomål/A 25404-2026 FSC-klagomål.docx
@@ -1012,7 +1012,7 @@
     <w:r>
       <w:tab/>
       <w:tab/>
-      <w:t>2026-07-20</w:t>
+      <w:t>2026-07-21</w:t>
       <w:br/>
       <w:br/>
     </w:r>

--- a/klagomål/A 25404-2026 FSC-klagomål.docx
+++ b/klagomål/A 25404-2026 FSC-klagomål.docx
@@ -1012,7 +1012,7 @@
     <w:r>
       <w:tab/>
       <w:tab/>
-      <w:t>2026-07-21</w:t>
+      <w:t>2026-07-22</w:t>
       <w:br/>
       <w:br/>
     </w:r>

--- a/klagomål/A 25404-2026 FSC-klagomål.docx
+++ b/klagomål/A 25404-2026 FSC-klagomål.docx
@@ -1012,7 +1012,7 @@
     <w:r>
       <w:tab/>
       <w:tab/>
-      <w:t>2026-07-22</w:t>
+      <w:t>2026-07-23</w:t>
       <w:br/>
       <w:br/>
     </w:r>

--- a/klagomål/A 25404-2026 FSC-klagomål.docx
+++ b/klagomål/A 25404-2026 FSC-klagomål.docx
@@ -1012,7 +1012,7 @@
     <w:r>
       <w:tab/>
       <w:tab/>
-      <w:t>2026-07-23</w:t>
+      <w:t>2026-07-24</w:t>
       <w:br/>
       <w:br/>
     </w:r>

--- a/klagomål/A 25404-2026 FSC-klagomål.docx
+++ b/klagomål/A 25404-2026 FSC-klagomål.docx
@@ -1012,7 +1012,7 @@
     <w:r>
       <w:tab/>
       <w:tab/>
-      <w:t>2026-07-24</w:t>
+      <w:t>2026-07-25</w:t>
       <w:br/>
       <w:br/>
     </w:r>

--- a/klagomål/A 25404-2026 FSC-klagomål.docx
+++ b/klagomål/A 25404-2026 FSC-klagomål.docx
@@ -1012,7 +1012,7 @@
     <w:r>
       <w:tab/>
       <w:tab/>
-      <w:t>2026-07-25</w:t>
+      <w:t>2026-07-26</w:t>
       <w:br/>
       <w:br/>
     </w:r>

--- a/klagomål/A 25404-2026 FSC-klagomål.docx
+++ b/klagomål/A 25404-2026 FSC-klagomål.docx
@@ -1012,7 +1012,7 @@
     <w:r>
       <w:tab/>
       <w:tab/>
-      <w:t>2026-07-26</w:t>
+      <w:t>2026-07-27</w:t>
       <w:br/>
       <w:br/>
     </w:r>

--- a/klagomål/A 25404-2026 FSC-klagomål.docx
+++ b/klagomål/A 25404-2026 FSC-klagomål.docx
@@ -1012,7 +1012,7 @@
     <w:r>
       <w:tab/>
       <w:tab/>
-      <w:t>2026-07-27</w:t>
+      <w:t>2026-07-28</w:t>
       <w:br/>
       <w:br/>
     </w:r>

--- a/klagomål/A 25404-2026 FSC-klagomål.docx
+++ b/klagomål/A 25404-2026 FSC-klagomål.docx
@@ -1012,7 +1012,7 @@
     <w:r>
       <w:tab/>
       <w:tab/>
-      <w:t>2026-07-28</w:t>
+      <w:t>2026-07-29</w:t>
       <w:br/>
       <w:br/>
     </w:r>

--- a/klagomål/A 25404-2026 FSC-klagomål.docx
+++ b/klagomål/A 25404-2026 FSC-klagomål.docx
@@ -1012,7 +1012,7 @@
     <w:r>
       <w:tab/>
       <w:tab/>
-      <w:t>2026-07-29</w:t>
+      <w:t>2026-07-30</w:t>
       <w:br/>
       <w:br/>
     </w:r>

--- a/klagomål/A 25404-2026 FSC-klagomål.docx
+++ b/klagomål/A 25404-2026 FSC-klagomål.docx
@@ -1012,7 +1012,7 @@
     <w:r>
       <w:tab/>
       <w:tab/>
-      <w:t>2026-07-30</w:t>
+      <w:t>2026-07-31</w:t>
       <w:br/>
       <w:br/>
     </w:r>

--- a/klagomål/A 25404-2026 FSC-klagomål.docx
+++ b/klagomål/A 25404-2026 FSC-klagomål.docx
@@ -1012,7 +1012,7 @@
     <w:r>
       <w:tab/>
       <w:tab/>
-      <w:t>2026-07-31</w:t>
+      <w:t>2026-08-01</w:t>
       <w:br/>
       <w:br/>
     </w:r>

--- a/klagomål/A 25404-2026 FSC-klagomål.docx
+++ b/klagomål/A 25404-2026 FSC-klagomål.docx
@@ -1012,7 +1012,7 @@
     <w:r>
       <w:tab/>
       <w:tab/>
-      <w:t>2026-08-01</w:t>
+      <w:t>2026-08-02</w:t>
       <w:br/>
       <w:br/>
     </w:r>

--- a/klagomål/A 25404-2026 FSC-klagomål.docx
+++ b/klagomål/A 25404-2026 FSC-klagomål.docx
@@ -1012,7 +1012,7 @@
     <w:r>
       <w:tab/>
       <w:tab/>
-      <w:t>2026-08-02</w:t>
+      <w:t>2026-08-03</w:t>
       <w:br/>
       <w:br/>
     </w:r>

--- a/klagomål/A 25404-2026 FSC-klagomål.docx
+++ b/klagomål/A 25404-2026 FSC-klagomål.docx
@@ -1012,7 +1012,7 @@
     <w:r>
       <w:tab/>
       <w:tab/>
-      <w:t>2026-08-03</w:t>
+      <w:t>2026-08-05</w:t>
       <w:br/>
       <w:br/>
     </w:r>

--- a/klagomål/A 25404-2026 FSC-klagomål.docx
+++ b/klagomål/A 25404-2026 FSC-klagomål.docx
@@ -1012,7 +1012,7 @@
     <w:r>
       <w:tab/>
       <w:tab/>
-      <w:t>2026-08-05</w:t>
+      <w:t>2026-08-07</w:t>
       <w:br/>
       <w:br/>
     </w:r>

--- a/klagomål/A 25404-2026 FSC-klagomål.docx
+++ b/klagomål/A 25404-2026 FSC-klagomål.docx
@@ -1012,7 +1012,7 @@
     <w:r>
       <w:tab/>
       <w:tab/>
-      <w:t>2026-08-07</w:t>
+      <w:t>2026-08-08</w:t>
       <w:br/>
       <w:br/>
     </w:r>

--- a/klagomål/A 25404-2026 FSC-klagomål.docx
+++ b/klagomål/A 25404-2026 FSC-klagomål.docx
@@ -216,7 +216,7 @@
         <w:spacing w:after="240"/>
       </w:pPr>
       <w:r>
-        <w:t>Figur 1. Fyndplatser för naturvårdsarter i avverkningsanmälan. Markörer utan svart kant är placerade på fyndplatsen. Markörer med svart kant är placerade vid sidan av fyndplatsen har ett svart streck som visar fyndplatsens exakta position. Kartans mittpunktskoordinat är N 6670769, E 540153 i SWEREF 99 TM.</w:t>
+        <w:t>Figur 1. Fyndplatser för naturvårdsarter i avverkningsanmälan. Markörer utan svart kant är placerade på fyndplatsen. Markörer med svart kant är placerade vid sidan av fyndplatsen och har ett svart streck som visar fyndplatsens exakta position. Kartans mittpunktskoordinat är N 6670769, E 540153 i SWEREF 99 TM.</w:t>
       </w:r>
     </w:p>
     <w:p>
@@ -1012,7 +1012,7 @@
     <w:r>
       <w:tab/>
       <w:tab/>
-      <w:t>2026-08-14</w:t>
+      <w:t>2026-08-15</w:t>
       <w:br/>
       <w:br/>
     </w:r>

--- a/klagomål/A 25404-2026 FSC-klagomål.docx
+++ b/klagomål/A 25404-2026 FSC-klagomål.docx
@@ -1012,7 +1012,7 @@
     <w:r>
       <w:tab/>
       <w:tab/>
-      <w:t>2026-08-15</w:t>
+      <w:t>2026-08-16</w:t>
       <w:br/>
       <w:br/>
     </w:r>

--- a/klagomål/A 25404-2026 FSC-klagomål.docx
+++ b/klagomål/A 25404-2026 FSC-klagomål.docx
@@ -1012,7 +1012,7 @@
     <w:r>
       <w:tab/>
       <w:tab/>
-      <w:t>2026-08-16</w:t>
+      <w:t>2026-08-17</w:t>
       <w:br/>
       <w:br/>
     </w:r>

--- a/klagomål/A 25404-2026 FSC-klagomål.docx
+++ b/klagomål/A 25404-2026 FSC-klagomål.docx
@@ -1012,7 +1012,7 @@
     <w:r>
       <w:tab/>
       <w:tab/>
-      <w:t>2026-08-17</w:t>
+      <w:t>2026-08-18</w:t>
       <w:br/>
       <w:br/>
     </w:r>

--- a/klagomål/A 25404-2026 FSC-klagomål.docx
+++ b/klagomål/A 25404-2026 FSC-klagomål.docx
@@ -1012,7 +1012,7 @@
     <w:r>
       <w:tab/>
       <w:tab/>
-      <w:t>2026-08-18</w:t>
+      <w:t>2026-08-19</w:t>
       <w:br/>
       <w:br/>
     </w:r>

--- a/klagomål/A 25404-2026 FSC-klagomål.docx
+++ b/klagomål/A 25404-2026 FSC-klagomål.docx
@@ -1012,7 +1012,7 @@
     <w:r>
       <w:tab/>
       <w:tab/>
-      <w:t>2026-08-19</w:t>
+      <w:t>2026-08-20</w:t>
       <w:br/>
       <w:br/>
     </w:r>

--- a/klagomål/A 25404-2026 FSC-klagomål.docx
+++ b/klagomål/A 25404-2026 FSC-klagomål.docx
@@ -1012,7 +1012,7 @@
     <w:r>
       <w:tab/>
       <w:tab/>
-      <w:t>2026-08-20</w:t>
+      <w:t>2026-08-21</w:t>
       <w:br/>
       <w:br/>
     </w:r>

--- a/klagomål/A 25404-2026 FSC-klagomål.docx
+++ b/klagomål/A 25404-2026 FSC-klagomål.docx
@@ -1012,7 +1012,7 @@
     <w:r>
       <w:tab/>
       <w:tab/>
-      <w:t>2026-08-21</w:t>
+      <w:t>2026-08-22</w:t>
       <w:br/>
       <w:br/>
     </w:r>

--- a/klagomål/A 25404-2026 FSC-klagomål.docx
+++ b/klagomål/A 25404-2026 FSC-klagomål.docx
@@ -1012,7 +1012,7 @@
     <w:r>
       <w:tab/>
       <w:tab/>
-      <w:t>2026-08-22</w:t>
+      <w:t>2026-08-23</w:t>
       <w:br/>
       <w:br/>
     </w:r>

--- a/klagomål/A 25404-2026 FSC-klagomål.docx
+++ b/klagomål/A 25404-2026 FSC-klagomål.docx
@@ -1012,7 +1012,7 @@
     <w:r>
       <w:tab/>
       <w:tab/>
-      <w:t>2026-08-23</w:t>
+      <w:t>2026-08-24</w:t>
       <w:br/>
       <w:br/>
     </w:r>

--- a/klagomål/A 25404-2026 FSC-klagomål.docx
+++ b/klagomål/A 25404-2026 FSC-klagomål.docx
@@ -1012,7 +1012,7 @@
     <w:r>
       <w:tab/>
       <w:tab/>
-      <w:t>2026-08-24</w:t>
+      <w:t>2026-08-25</w:t>
       <w:br/>
       <w:br/>
     </w:r>

--- a/klagomål/A 25404-2026 FSC-klagomål.docx
+++ b/klagomål/A 25404-2026 FSC-klagomål.docx
@@ -1012,7 +1012,7 @@
     <w:r>
       <w:tab/>
       <w:tab/>
-      <w:t>2026-08-25</w:t>
+      <w:t>2026-08-26</w:t>
       <w:br/>
       <w:br/>
     </w:r>

--- a/klagomål/A 25404-2026 FSC-klagomål.docx
+++ b/klagomål/A 25404-2026 FSC-klagomål.docx
@@ -1012,7 +1012,7 @@
     <w:r>
       <w:tab/>
       <w:tab/>
-      <w:t>2026-08-26</w:t>
+      <w:t>2026-08-27</w:t>
       <w:br/>
       <w:br/>
     </w:r>

--- a/klagomål/A 25404-2026 FSC-klagomål.docx
+++ b/klagomål/A 25404-2026 FSC-klagomål.docx
@@ -1012,7 +1012,7 @@
     <w:r>
       <w:tab/>
       <w:tab/>
-      <w:t>2026-08-27</w:t>
+      <w:t>2026-08-28</w:t>
       <w:br/>
       <w:br/>
     </w:r>

--- a/klagomål/A 25404-2026 FSC-klagomål.docx
+++ b/klagomål/A 25404-2026 FSC-klagomål.docx
@@ -1012,7 +1012,7 @@
     <w:r>
       <w:tab/>
       <w:tab/>
-      <w:t>2026-08-28</w:t>
+      <w:t>2026-08-29</w:t>
       <w:br/>
       <w:br/>
     </w:r>

--- a/klagomål/A 25404-2026 FSC-klagomål.docx
+++ b/klagomål/A 25404-2026 FSC-klagomål.docx
@@ -1012,7 +1012,7 @@
     <w:r>
       <w:tab/>
       <w:tab/>
-      <w:t>2026-08-29</w:t>
+      <w:t>2026-08-31</w:t>
       <w:br/>
       <w:br/>
     </w:r>

--- a/klagomål/A 25404-2026 FSC-klagomål.docx
+++ b/klagomål/A 25404-2026 FSC-klagomål.docx
@@ -1012,7 +1012,7 @@
     <w:r>
       <w:tab/>
       <w:tab/>
-      <w:t>2026-08-31</w:t>
+      <w:t>2026-09-01</w:t>
       <w:br/>
       <w:br/>
     </w:r>

--- a/klagomål/A 25404-2026 FSC-klagomål.docx
+++ b/klagomål/A 25404-2026 FSC-klagomål.docx
@@ -1012,7 +1012,7 @@
     <w:r>
       <w:tab/>
       <w:tab/>
-      <w:t>2026-09-01</w:t>
+      <w:t>2026-09-02</w:t>
       <w:br/>
       <w:br/>
     </w:r>

--- a/klagomål/A 25404-2026 FSC-klagomål.docx
+++ b/klagomål/A 25404-2026 FSC-klagomål.docx
@@ -1012,7 +1012,7 @@
     <w:r>
       <w:tab/>
       <w:tab/>
-      <w:t>2026-09-02</w:t>
+      <w:t>2026-09-03</w:t>
       <w:br/>
       <w:br/>
     </w:r>

--- a/klagomål/A 25404-2026 FSC-klagomål.docx
+++ b/klagomål/A 25404-2026 FSC-klagomål.docx
@@ -1012,7 +1012,7 @@
     <w:r>
       <w:tab/>
       <w:tab/>
-      <w:t>2026-09-03</w:t>
+      <w:t>2026-09-04</w:t>
       <w:br/>
       <w:br/>
     </w:r>

--- a/klagomål/A 25404-2026 FSC-klagomål.docx
+++ b/klagomål/A 25404-2026 FSC-klagomål.docx
@@ -1012,7 +1012,7 @@
     <w:r>
       <w:tab/>
       <w:tab/>
-      <w:t>2026-09-04</w:t>
+      <w:t>2026-09-05</w:t>
       <w:br/>
       <w:br/>
     </w:r>
